--- a/fuentes/212500_CF01_DU.docx
+++ b/fuentes/212500_CF01_DU.docx
@@ -616,7 +616,7 @@
           <w:r>
             <w:fldChar w:fldCharType="separate"/>
           </w:r>
-          <w:hyperlink w:anchor="_Toc206059310" w:history="1">
+          <w:hyperlink w:anchor="_Toc209527173" w:history="1">
             <w:r>
               <w:rPr>
                 <w:rStyle w:val="Hipervnculo"/>
@@ -643,7 +643,7 @@
                 <w:noProof/>
                 <w:webHidden/>
               </w:rPr>
-              <w:instrText xml:space="preserve"> PAGEREF _Toc206059310 \h </w:instrText>
+              <w:instrText xml:space="preserve"> PAGEREF _Toc209527173 \h </w:instrText>
             </w:r>
             <w:r>
               <w:rPr>
@@ -689,7 +689,7 @@
               <w:lang w:val="es-ES" w:eastAsia="es-ES"/>
             </w:rPr>
           </w:pPr>
-          <w:hyperlink w:anchor="_Toc206059311" w:history="1">
+          <w:hyperlink w:anchor="_Toc209527174" w:history="1">
             <w:r>
               <w:rPr>
                 <w:rStyle w:val="Hipervnculo"/>
@@ -733,7 +733,7 @@
                 <w:noProof/>
                 <w:webHidden/>
               </w:rPr>
-              <w:instrText xml:space="preserve"> PAGEREF _Toc206059311 \h </w:instrText>
+              <w:instrText xml:space="preserve"> PAGEREF _Toc209527174 \h </w:instrText>
             </w:r>
             <w:r>
               <w:rPr>
@@ -779,7 +779,7 @@
               <w:lang w:val="es-ES" w:eastAsia="es-ES"/>
             </w:rPr>
           </w:pPr>
-          <w:hyperlink w:anchor="_Toc206059312" w:history="1">
+          <w:hyperlink w:anchor="_Toc209527175" w:history="1">
             <w:r>
               <w:rPr>
                 <w:rStyle w:val="Hipervnculo"/>
@@ -829,7 +829,7 @@
                 <w:noProof/>
                 <w:webHidden/>
               </w:rPr>
-              <w:instrText xml:space="preserve"> PAGEREF _Toc206059312 \h </w:instrText>
+              <w:instrText xml:space="preserve"> PAGEREF _Toc209527175 \h </w:instrText>
             </w:r>
             <w:r>
               <w:rPr>
@@ -875,7 +875,7 @@
               <w:lang w:val="es-ES" w:eastAsia="es-ES"/>
             </w:rPr>
           </w:pPr>
-          <w:hyperlink w:anchor="_Toc206059313" w:history="1">
+          <w:hyperlink w:anchor="_Toc209527176" w:history="1">
             <w:r>
               <w:rPr>
                 <w:rStyle w:val="Hipervnculo"/>
@@ -925,7 +925,7 @@
                 <w:noProof/>
                 <w:webHidden/>
               </w:rPr>
-              <w:instrText xml:space="preserve"> PAGEREF _Toc206059313 \h </w:instrText>
+              <w:instrText xml:space="preserve"> PAGEREF _Toc209527176 \h </w:instrText>
             </w:r>
             <w:r>
               <w:rPr>
@@ -946,6 +946,288 @@
                 <w:webHidden/>
               </w:rPr>
               <w:t>5</w:t>
+            </w:r>
+            <w:r>
+              <w:rPr>
+                <w:noProof/>
+                <w:webHidden/>
+              </w:rPr>
+              <w:fldChar w:fldCharType="end"/>
+            </w:r>
+          </w:hyperlink>
+        </w:p>
+        <w:p>
+          <w:pPr>
+            <w:pStyle w:val="TDC2"/>
+            <w:tabs>
+              <w:tab w:val="left" w:pos="1920"/>
+              <w:tab w:val="right" w:leader="dot" w:pos="9962"/>
+            </w:tabs>
+            <w:rPr>
+              <w:rFonts w:eastAsiaTheme="minorEastAsia"/>
+              <w:noProof/>
+              <w:sz w:val="24"/>
+              <w:szCs w:val="24"/>
+              <w:lang w:val="es-ES" w:eastAsia="es-ES"/>
+            </w:rPr>
+          </w:pPr>
+          <w:hyperlink w:anchor="_Toc209527177" w:history="1">
+            <w:r>
+              <w:rPr>
+                <w:rStyle w:val="Hipervnculo"/>
+                <w:noProof/>
+                <w14:scene3d>
+                  <w14:camera w14:prst="orthographicFront"/>
+                  <w14:lightRig w14:rig="threePt" w14:dir="t">
+                    <w14:rot w14:lat="0" w14:lon="0" w14:rev="0"/>
+                  </w14:lightRig>
+                </w14:scene3d>
+              </w:rPr>
+              <w:t>1.3.</w:t>
+            </w:r>
+            <w:r>
+              <w:rPr>
+                <w:rFonts w:eastAsiaTheme="minorEastAsia"/>
+                <w:noProof/>
+                <w:sz w:val="24"/>
+                <w:szCs w:val="24"/>
+                <w:lang w:val="es-ES" w:eastAsia="es-ES"/>
+              </w:rPr>
+              <w:tab/>
+            </w:r>
+            <w:r>
+              <w:rPr>
+                <w:rStyle w:val="Hipervnculo"/>
+                <w:noProof/>
+              </w:rPr>
+              <w:t>Redes empresariales</w:t>
+            </w:r>
+            <w:r>
+              <w:rPr>
+                <w:noProof/>
+                <w:webHidden/>
+              </w:rPr>
+              <w:tab/>
+            </w:r>
+            <w:r>
+              <w:rPr>
+                <w:noProof/>
+                <w:webHidden/>
+              </w:rPr>
+              <w:fldChar w:fldCharType="begin"/>
+            </w:r>
+            <w:r>
+              <w:rPr>
+                <w:noProof/>
+                <w:webHidden/>
+              </w:rPr>
+              <w:instrText xml:space="preserve"> PAGEREF _Toc209527177 \h </w:instrText>
+            </w:r>
+            <w:r>
+              <w:rPr>
+                <w:noProof/>
+                <w:webHidden/>
+              </w:rPr>
+            </w:r>
+            <w:r>
+              <w:rPr>
+                <w:noProof/>
+                <w:webHidden/>
+              </w:rPr>
+              <w:fldChar w:fldCharType="separate"/>
+            </w:r>
+            <w:r>
+              <w:rPr>
+                <w:noProof/>
+                <w:webHidden/>
+              </w:rPr>
+              <w:t>7</w:t>
+            </w:r>
+            <w:r>
+              <w:rPr>
+                <w:noProof/>
+                <w:webHidden/>
+              </w:rPr>
+              <w:fldChar w:fldCharType="end"/>
+            </w:r>
+          </w:hyperlink>
+        </w:p>
+        <w:p>
+          <w:pPr>
+            <w:pStyle w:val="TDC1"/>
+            <w:tabs>
+              <w:tab w:val="left" w:pos="1200"/>
+              <w:tab w:val="right" w:leader="dot" w:pos="9962"/>
+            </w:tabs>
+            <w:rPr>
+              <w:rFonts w:eastAsiaTheme="minorEastAsia"/>
+              <w:noProof/>
+              <w:sz w:val="24"/>
+              <w:szCs w:val="24"/>
+              <w:lang w:val="es-ES" w:eastAsia="es-ES"/>
+            </w:rPr>
+          </w:pPr>
+          <w:hyperlink w:anchor="_Toc209527178" w:history="1">
+            <w:r>
+              <w:rPr>
+                <w:rStyle w:val="Hipervnculo"/>
+                <w:noProof/>
+              </w:rPr>
+              <w:t>2.</w:t>
+            </w:r>
+            <w:r>
+              <w:rPr>
+                <w:rFonts w:eastAsiaTheme="minorEastAsia"/>
+                <w:noProof/>
+                <w:sz w:val="24"/>
+                <w:szCs w:val="24"/>
+                <w:lang w:val="es-ES" w:eastAsia="es-ES"/>
+              </w:rPr>
+              <w:tab/>
+            </w:r>
+            <w:r>
+              <w:rPr>
+                <w:rStyle w:val="Hipervnculo"/>
+                <w:noProof/>
+              </w:rPr>
+              <w:t>La importancia de la asociatividad</w:t>
+            </w:r>
+            <w:r>
+              <w:rPr>
+                <w:noProof/>
+                <w:webHidden/>
+              </w:rPr>
+              <w:tab/>
+            </w:r>
+            <w:r>
+              <w:rPr>
+                <w:noProof/>
+                <w:webHidden/>
+              </w:rPr>
+              <w:fldChar w:fldCharType="begin"/>
+            </w:r>
+            <w:r>
+              <w:rPr>
+                <w:noProof/>
+                <w:webHidden/>
+              </w:rPr>
+              <w:instrText xml:space="preserve"> PAGEREF _Toc209527178 \h </w:instrText>
+            </w:r>
+            <w:r>
+              <w:rPr>
+                <w:noProof/>
+                <w:webHidden/>
+              </w:rPr>
+            </w:r>
+            <w:r>
+              <w:rPr>
+                <w:noProof/>
+                <w:webHidden/>
+              </w:rPr>
+              <w:fldChar w:fldCharType="separate"/>
+            </w:r>
+            <w:r>
+              <w:rPr>
+                <w:noProof/>
+                <w:webHidden/>
+              </w:rPr>
+              <w:t>9</w:t>
+            </w:r>
+            <w:r>
+              <w:rPr>
+                <w:noProof/>
+                <w:webHidden/>
+              </w:rPr>
+              <w:fldChar w:fldCharType="end"/>
+            </w:r>
+          </w:hyperlink>
+        </w:p>
+        <w:p>
+          <w:pPr>
+            <w:pStyle w:val="TDC2"/>
+            <w:tabs>
+              <w:tab w:val="left" w:pos="1920"/>
+              <w:tab w:val="right" w:leader="dot" w:pos="9962"/>
+            </w:tabs>
+            <w:rPr>
+              <w:rFonts w:eastAsiaTheme="minorEastAsia"/>
+              <w:noProof/>
+              <w:sz w:val="24"/>
+              <w:szCs w:val="24"/>
+              <w:lang w:val="es-ES" w:eastAsia="es-ES"/>
+            </w:rPr>
+          </w:pPr>
+          <w:hyperlink w:anchor="_Toc209527179" w:history="1">
+            <w:r>
+              <w:rPr>
+                <w:rStyle w:val="Hipervnculo"/>
+                <w:noProof/>
+                <w14:scene3d>
+                  <w14:camera w14:prst="orthographicFront"/>
+                  <w14:lightRig w14:rig="threePt" w14:dir="t">
+                    <w14:rot w14:lat="0" w14:lon="0" w14:rev="0"/>
+                  </w14:lightRig>
+                </w14:scene3d>
+              </w:rPr>
+              <w:t>2.1.</w:t>
+            </w:r>
+            <w:r>
+              <w:rPr>
+                <w:rFonts w:eastAsiaTheme="minorEastAsia"/>
+                <w:noProof/>
+                <w:sz w:val="24"/>
+                <w:szCs w:val="24"/>
+                <w:lang w:val="es-ES" w:eastAsia="es-ES"/>
+              </w:rPr>
+              <w:tab/>
+            </w:r>
+            <w:r>
+              <w:rPr>
+                <w:rStyle w:val="Hipervnculo"/>
+                <w:noProof/>
+              </w:rPr>
+              <w:t>Por qué y para qué asociarse</w:t>
+            </w:r>
+            <w:r>
+              <w:rPr>
+                <w:noProof/>
+                <w:webHidden/>
+              </w:rPr>
+              <w:tab/>
+            </w:r>
+            <w:r>
+              <w:rPr>
+                <w:noProof/>
+                <w:webHidden/>
+              </w:rPr>
+              <w:fldChar w:fldCharType="begin"/>
+            </w:r>
+            <w:r>
+              <w:rPr>
+                <w:noProof/>
+                <w:webHidden/>
+              </w:rPr>
+              <w:instrText xml:space="preserve"> PAGEREF _Toc209527179 \h </w:instrText>
+            </w:r>
+            <w:r>
+              <w:rPr>
+                <w:noProof/>
+                <w:webHidden/>
+              </w:rPr>
+            </w:r>
+            <w:r>
+              <w:rPr>
+                <w:noProof/>
+                <w:webHidden/>
+              </w:rPr>
+              <w:fldChar w:fldCharType="separate"/>
+            </w:r>
+            <w:r>
+              <w:rPr>
+                <w:noProof/>
+                <w:webHidden/>
+              </w:rPr>
+              <w:t>9</w:t>
             </w:r>
             <w:r>
               <w:rPr>
@@ -971,7 +1253,7 @@
               <w:lang w:val="es-ES" w:eastAsia="es-ES"/>
             </w:rPr>
           </w:pPr>
-          <w:hyperlink w:anchor="_Toc206059314" w:history="1">
+          <w:hyperlink w:anchor="_Toc209527180" w:history="1">
             <w:r>
               <w:rPr>
                 <w:rStyle w:val="Hipervnculo"/>
@@ -983,7 +1265,7 @@
                   </w14:lightRig>
                 </w14:scene3d>
               </w:rPr>
-              <w:t>1.3.</w:t>
+              <w:t>2.2.</w:t>
             </w:r>
             <w:r>
               <w:rPr>
@@ -1000,7 +1282,7 @@
                 <w:rStyle w:val="Hipervnculo"/>
                 <w:noProof/>
               </w:rPr>
-              <w:t>Consumidores</w:t>
+              <w:t>Cuál es el éxito en un proceso de asociación</w:t>
             </w:r>
             <w:r>
               <w:rPr>
@@ -1021,7 +1303,7 @@
                 <w:noProof/>
                 <w:webHidden/>
               </w:rPr>
-              <w:instrText xml:space="preserve"> PAGEREF _Toc206059314 \h </w:instrText>
+              <w:instrText xml:space="preserve"> PAGEREF _Toc209527180 \h </w:instrText>
             </w:r>
             <w:r>
               <w:rPr>
@@ -1041,7 +1323,103 @@
                 <w:noProof/>
                 <w:webHidden/>
               </w:rPr>
-              <w:t>7</w:t>
+              <w:t>12</w:t>
+            </w:r>
+            <w:r>
+              <w:rPr>
+                <w:noProof/>
+                <w:webHidden/>
+              </w:rPr>
+              <w:fldChar w:fldCharType="end"/>
+            </w:r>
+          </w:hyperlink>
+        </w:p>
+        <w:p>
+          <w:pPr>
+            <w:pStyle w:val="TDC2"/>
+            <w:tabs>
+              <w:tab w:val="left" w:pos="1680"/>
+              <w:tab w:val="right" w:leader="dot" w:pos="9962"/>
+            </w:tabs>
+            <w:rPr>
+              <w:rFonts w:eastAsiaTheme="minorEastAsia"/>
+              <w:noProof/>
+              <w:sz w:val="24"/>
+              <w:szCs w:val="24"/>
+              <w:lang w:val="es-ES" w:eastAsia="es-ES"/>
+            </w:rPr>
+          </w:pPr>
+          <w:hyperlink w:anchor="_Toc209527181" w:history="1">
+            <w:r>
+              <w:rPr>
+                <w:rStyle w:val="Hipervnculo"/>
+                <w:noProof/>
+                <w14:scene3d>
+                  <w14:camera w14:prst="orthographicFront"/>
+                  <w14:lightRig w14:rig="threePt" w14:dir="t">
+                    <w14:rot w14:lat="0" w14:lon="0" w14:rev="0"/>
+                  </w14:lightRig>
+                </w14:scene3d>
+              </w:rPr>
+              <w:t>2.3.</w:t>
+            </w:r>
+            <w:r>
+              <w:rPr>
+                <w:rFonts w:eastAsiaTheme="minorEastAsia"/>
+                <w:noProof/>
+                <w:sz w:val="24"/>
+                <w:szCs w:val="24"/>
+                <w:lang w:val="es-ES" w:eastAsia="es-ES"/>
+              </w:rPr>
+              <w:tab/>
+            </w:r>
+            <w:r>
+              <w:rPr>
+                <w:rStyle w:val="Hipervnculo"/>
+                <w:noProof/>
+              </w:rPr>
+              <w:t>Obstáculos en un proceso de asociación</w:t>
+            </w:r>
+            <w:r>
+              <w:rPr>
+                <w:noProof/>
+                <w:webHidden/>
+              </w:rPr>
+              <w:tab/>
+            </w:r>
+            <w:r>
+              <w:rPr>
+                <w:noProof/>
+                <w:webHidden/>
+              </w:rPr>
+              <w:fldChar w:fldCharType="begin"/>
+            </w:r>
+            <w:r>
+              <w:rPr>
+                <w:noProof/>
+                <w:webHidden/>
+              </w:rPr>
+              <w:instrText xml:space="preserve"> PAGEREF _Toc209527181 \h </w:instrText>
+            </w:r>
+            <w:r>
+              <w:rPr>
+                <w:noProof/>
+                <w:webHidden/>
+              </w:rPr>
+            </w:r>
+            <w:r>
+              <w:rPr>
+                <w:noProof/>
+                <w:webHidden/>
+              </w:rPr>
+              <w:fldChar w:fldCharType="separate"/>
+            </w:r>
+            <w:r>
+              <w:rPr>
+                <w:noProof/>
+                <w:webHidden/>
+              </w:rPr>
+              <w:t>13</w:t>
             </w:r>
             <w:r>
               <w:rPr>
@@ -1067,13 +1445,13 @@
               <w:lang w:val="es-ES" w:eastAsia="es-ES"/>
             </w:rPr>
           </w:pPr>
-          <w:hyperlink w:anchor="_Toc206059315" w:history="1">
+          <w:hyperlink w:anchor="_Toc209527182" w:history="1">
             <w:r>
               <w:rPr>
                 <w:rStyle w:val="Hipervnculo"/>
                 <w:noProof/>
               </w:rPr>
-              <w:t>2.</w:t>
+              <w:t>3.</w:t>
             </w:r>
             <w:r>
               <w:rPr>
@@ -1090,7 +1468,7 @@
                 <w:rStyle w:val="Hipervnculo"/>
                 <w:noProof/>
               </w:rPr>
-              <w:t>La importancia de la asociatividad</w:t>
+              <w:t>Proceso asociativo</w:t>
             </w:r>
             <w:r>
               <w:rPr>
@@ -1111,7 +1489,7 @@
                 <w:noProof/>
                 <w:webHidden/>
               </w:rPr>
-              <w:instrText xml:space="preserve"> PAGEREF _Toc206059315 \h </w:instrText>
+              <w:instrText xml:space="preserve"> PAGEREF _Toc209527182 \h </w:instrText>
             </w:r>
             <w:r>
               <w:rPr>
@@ -1131,7 +1509,7 @@
                 <w:noProof/>
                 <w:webHidden/>
               </w:rPr>
-              <w:t>9</w:t>
+              <w:t>15</w:t>
             </w:r>
             <w:r>
               <w:rPr>
@@ -1157,7 +1535,7 @@
               <w:lang w:val="es-ES" w:eastAsia="es-ES"/>
             </w:rPr>
           </w:pPr>
-          <w:hyperlink w:anchor="_Toc206059316" w:history="1">
+          <w:hyperlink w:anchor="_Toc209527183" w:history="1">
             <w:r>
               <w:rPr>
                 <w:rStyle w:val="Hipervnculo"/>
@@ -1169,7 +1547,7 @@
                   </w14:lightRig>
                 </w14:scene3d>
               </w:rPr>
-              <w:t>2.1.</w:t>
+              <w:t>3.1.</w:t>
             </w:r>
             <w:r>
               <w:rPr>
@@ -1186,7 +1564,7 @@
                 <w:rStyle w:val="Hipervnculo"/>
                 <w:noProof/>
               </w:rPr>
-              <w:t>Por qué y para qué asociarse</w:t>
+              <w:t>Necesidad para asociarse</w:t>
             </w:r>
             <w:r>
               <w:rPr>
@@ -1207,7 +1585,7 @@
                 <w:noProof/>
                 <w:webHidden/>
               </w:rPr>
-              <w:instrText xml:space="preserve"> PAGEREF _Toc206059316 \h </w:instrText>
+              <w:instrText xml:space="preserve"> PAGEREF _Toc209527183 \h </w:instrText>
             </w:r>
             <w:r>
               <w:rPr>
@@ -1227,7 +1605,7 @@
                 <w:noProof/>
                 <w:webHidden/>
               </w:rPr>
-              <w:t>9</w:t>
+              <w:t>15</w:t>
             </w:r>
             <w:r>
               <w:rPr>
@@ -1242,7 +1620,7 @@
           <w:pPr>
             <w:pStyle w:val="TDC2"/>
             <w:tabs>
-              <w:tab w:val="left" w:pos="1680"/>
+              <w:tab w:val="left" w:pos="1920"/>
               <w:tab w:val="right" w:leader="dot" w:pos="9962"/>
             </w:tabs>
             <w:rPr>
@@ -1253,7 +1631,7 @@
               <w:lang w:val="es-ES" w:eastAsia="es-ES"/>
             </w:rPr>
           </w:pPr>
-          <w:hyperlink w:anchor="_Toc206059317" w:history="1">
+          <w:hyperlink w:anchor="_Toc209527184" w:history="1">
             <w:r>
               <w:rPr>
                 <w:rStyle w:val="Hipervnculo"/>
@@ -1265,7 +1643,7 @@
                   </w14:lightRig>
                 </w14:scene3d>
               </w:rPr>
-              <w:t>2.2.</w:t>
+              <w:t>3.2.</w:t>
             </w:r>
             <w:r>
               <w:rPr>
@@ -1282,7 +1660,7 @@
                 <w:rStyle w:val="Hipervnculo"/>
                 <w:noProof/>
               </w:rPr>
-              <w:t>Cuál es el éxito en un proceso de asociación</w:t>
+              <w:t>Matriz asociativa (Matriz DOFA)</w:t>
             </w:r>
             <w:r>
               <w:rPr>
@@ -1303,7 +1681,7 @@
                 <w:noProof/>
                 <w:webHidden/>
               </w:rPr>
-              <w:instrText xml:space="preserve"> PAGEREF _Toc206059317 \h </w:instrText>
+              <w:instrText xml:space="preserve"> PAGEREF _Toc209527184 \h </w:instrText>
             </w:r>
             <w:r>
               <w:rPr>
@@ -1323,7 +1701,7 @@
                 <w:noProof/>
                 <w:webHidden/>
               </w:rPr>
-              <w:t>12</w:t>
+              <w:t>17</w:t>
             </w:r>
             <w:r>
               <w:rPr>
@@ -1338,7 +1716,7 @@
           <w:pPr>
             <w:pStyle w:val="TDC2"/>
             <w:tabs>
-              <w:tab w:val="left" w:pos="1680"/>
+              <w:tab w:val="left" w:pos="1920"/>
               <w:tab w:val="right" w:leader="dot" w:pos="9962"/>
             </w:tabs>
             <w:rPr>
@@ -1349,7 +1727,7 @@
               <w:lang w:val="es-ES" w:eastAsia="es-ES"/>
             </w:rPr>
           </w:pPr>
-          <w:hyperlink w:anchor="_Toc206059318" w:history="1">
+          <w:hyperlink w:anchor="_Toc209527185" w:history="1">
             <w:r>
               <w:rPr>
                 <w:rStyle w:val="Hipervnculo"/>
@@ -1361,7 +1739,7 @@
                   </w14:lightRig>
                 </w14:scene3d>
               </w:rPr>
-              <w:t>2.3.</w:t>
+              <w:t>3.3.</w:t>
             </w:r>
             <w:r>
               <w:rPr>
@@ -1378,7 +1756,7 @@
                 <w:rStyle w:val="Hipervnculo"/>
                 <w:noProof/>
               </w:rPr>
-              <w:t>Obstáculos en un proceso de asociación</w:t>
+              <w:t>Posibles socios</w:t>
             </w:r>
             <w:r>
               <w:rPr>
@@ -1399,7 +1777,7 @@
                 <w:noProof/>
                 <w:webHidden/>
               </w:rPr>
-              <w:instrText xml:space="preserve"> PAGEREF _Toc206059318 \h </w:instrText>
+              <w:instrText xml:space="preserve"> PAGEREF _Toc209527185 \h </w:instrText>
             </w:r>
             <w:r>
               <w:rPr>
@@ -1419,7 +1797,199 @@
                 <w:noProof/>
                 <w:webHidden/>
               </w:rPr>
-              <w:t>13</w:t>
+              <w:t>20</w:t>
+            </w:r>
+            <w:r>
+              <w:rPr>
+                <w:noProof/>
+                <w:webHidden/>
+              </w:rPr>
+              <w:fldChar w:fldCharType="end"/>
+            </w:r>
+          </w:hyperlink>
+        </w:p>
+        <w:p>
+          <w:pPr>
+            <w:pStyle w:val="TDC2"/>
+            <w:tabs>
+              <w:tab w:val="left" w:pos="1920"/>
+              <w:tab w:val="right" w:leader="dot" w:pos="9962"/>
+            </w:tabs>
+            <w:rPr>
+              <w:rFonts w:eastAsiaTheme="minorEastAsia"/>
+              <w:noProof/>
+              <w:sz w:val="24"/>
+              <w:szCs w:val="24"/>
+              <w:lang w:val="es-ES" w:eastAsia="es-ES"/>
+            </w:rPr>
+          </w:pPr>
+          <w:hyperlink w:anchor="_Toc209527186" w:history="1">
+            <w:r>
+              <w:rPr>
+                <w:rStyle w:val="Hipervnculo"/>
+                <w:noProof/>
+                <w14:scene3d>
+                  <w14:camera w14:prst="orthographicFront"/>
+                  <w14:lightRig w14:rig="threePt" w14:dir="t">
+                    <w14:rot w14:lat="0" w14:lon="0" w14:rev="0"/>
+                  </w14:lightRig>
+                </w14:scene3d>
+              </w:rPr>
+              <w:t>3.4.</w:t>
+            </w:r>
+            <w:r>
+              <w:rPr>
+                <w:rFonts w:eastAsiaTheme="minorEastAsia"/>
+                <w:noProof/>
+                <w:sz w:val="24"/>
+                <w:szCs w:val="24"/>
+                <w:lang w:val="es-ES" w:eastAsia="es-ES"/>
+              </w:rPr>
+              <w:tab/>
+            </w:r>
+            <w:r>
+              <w:rPr>
+                <w:rStyle w:val="Hipervnculo"/>
+                <w:noProof/>
+              </w:rPr>
+              <w:t>Plan de trabajo</w:t>
+            </w:r>
+            <w:r>
+              <w:rPr>
+                <w:noProof/>
+                <w:webHidden/>
+              </w:rPr>
+              <w:tab/>
+            </w:r>
+            <w:r>
+              <w:rPr>
+                <w:noProof/>
+                <w:webHidden/>
+              </w:rPr>
+              <w:fldChar w:fldCharType="begin"/>
+            </w:r>
+            <w:r>
+              <w:rPr>
+                <w:noProof/>
+                <w:webHidden/>
+              </w:rPr>
+              <w:instrText xml:space="preserve"> PAGEREF _Toc209527186 \h </w:instrText>
+            </w:r>
+            <w:r>
+              <w:rPr>
+                <w:noProof/>
+                <w:webHidden/>
+              </w:rPr>
+            </w:r>
+            <w:r>
+              <w:rPr>
+                <w:noProof/>
+                <w:webHidden/>
+              </w:rPr>
+              <w:fldChar w:fldCharType="separate"/>
+            </w:r>
+            <w:r>
+              <w:rPr>
+                <w:noProof/>
+                <w:webHidden/>
+              </w:rPr>
+              <w:t>22</w:t>
+            </w:r>
+            <w:r>
+              <w:rPr>
+                <w:noProof/>
+                <w:webHidden/>
+              </w:rPr>
+              <w:fldChar w:fldCharType="end"/>
+            </w:r>
+          </w:hyperlink>
+        </w:p>
+        <w:p>
+          <w:pPr>
+            <w:pStyle w:val="TDC2"/>
+            <w:tabs>
+              <w:tab w:val="left" w:pos="1920"/>
+              <w:tab w:val="right" w:leader="dot" w:pos="9962"/>
+            </w:tabs>
+            <w:rPr>
+              <w:rFonts w:eastAsiaTheme="minorEastAsia"/>
+              <w:noProof/>
+              <w:sz w:val="24"/>
+              <w:szCs w:val="24"/>
+              <w:lang w:val="es-ES" w:eastAsia="es-ES"/>
+            </w:rPr>
+          </w:pPr>
+          <w:hyperlink w:anchor="_Toc209527187" w:history="1">
+            <w:r>
+              <w:rPr>
+                <w:rStyle w:val="Hipervnculo"/>
+                <w:noProof/>
+                <w14:scene3d>
+                  <w14:camera w14:prst="orthographicFront"/>
+                  <w14:lightRig w14:rig="threePt" w14:dir="t">
+                    <w14:rot w14:lat="0" w14:lon="0" w14:rev="0"/>
+                  </w14:lightRig>
+                </w14:scene3d>
+              </w:rPr>
+              <w:t>3.5.</w:t>
+            </w:r>
+            <w:r>
+              <w:rPr>
+                <w:rFonts w:eastAsiaTheme="minorEastAsia"/>
+                <w:noProof/>
+                <w:sz w:val="24"/>
+                <w:szCs w:val="24"/>
+                <w:lang w:val="es-ES" w:eastAsia="es-ES"/>
+              </w:rPr>
+              <w:tab/>
+            </w:r>
+            <w:r>
+              <w:rPr>
+                <w:rStyle w:val="Hipervnculo"/>
+                <w:noProof/>
+              </w:rPr>
+              <w:t>Indicadores de éxito en una asociación</w:t>
+            </w:r>
+            <w:r>
+              <w:rPr>
+                <w:noProof/>
+                <w:webHidden/>
+              </w:rPr>
+              <w:tab/>
+            </w:r>
+            <w:r>
+              <w:rPr>
+                <w:noProof/>
+                <w:webHidden/>
+              </w:rPr>
+              <w:fldChar w:fldCharType="begin"/>
+            </w:r>
+            <w:r>
+              <w:rPr>
+                <w:noProof/>
+                <w:webHidden/>
+              </w:rPr>
+              <w:instrText xml:space="preserve"> PAGEREF _Toc209527187 \h </w:instrText>
+            </w:r>
+            <w:r>
+              <w:rPr>
+                <w:noProof/>
+                <w:webHidden/>
+              </w:rPr>
+            </w:r>
+            <w:r>
+              <w:rPr>
+                <w:noProof/>
+                <w:webHidden/>
+              </w:rPr>
+              <w:fldChar w:fldCharType="separate"/>
+            </w:r>
+            <w:r>
+              <w:rPr>
+                <w:noProof/>
+                <w:webHidden/>
+              </w:rPr>
+              <w:t>26</w:t>
             </w:r>
             <w:r>
               <w:rPr>
@@ -1445,13 +2015,13 @@
               <w:lang w:val="es-ES" w:eastAsia="es-ES"/>
             </w:rPr>
           </w:pPr>
-          <w:hyperlink w:anchor="_Toc206059319" w:history="1">
+          <w:hyperlink w:anchor="_Toc209527188" w:history="1">
             <w:r>
               <w:rPr>
                 <w:rStyle w:val="Hipervnculo"/>
                 <w:noProof/>
               </w:rPr>
-              <w:t>3.</w:t>
+              <w:t>4.</w:t>
             </w:r>
             <w:r>
               <w:rPr>
@@ -1468,7 +2038,7 @@
                 <w:rStyle w:val="Hipervnculo"/>
                 <w:noProof/>
               </w:rPr>
-              <w:t>Proceso asociativo</w:t>
+              <w:t>Experiencia exitosa</w:t>
             </w:r>
             <w:r>
               <w:rPr>
@@ -1489,577 +2059,7 @@
                 <w:noProof/>
                 <w:webHidden/>
               </w:rPr>
-              <w:instrText xml:space="preserve"> PAGEREF _Toc206059319 \h </w:instrText>
-            </w:r>
-            <w:r>
-              <w:rPr>
-                <w:noProof/>
-                <w:webHidden/>
-              </w:rPr>
-            </w:r>
-            <w:r>
-              <w:rPr>
-                <w:noProof/>
-                <w:webHidden/>
-              </w:rPr>
-              <w:fldChar w:fldCharType="separate"/>
-            </w:r>
-            <w:r>
-              <w:rPr>
-                <w:noProof/>
-                <w:webHidden/>
-              </w:rPr>
-              <w:t>15</w:t>
-            </w:r>
-            <w:r>
-              <w:rPr>
-                <w:noProof/>
-                <w:webHidden/>
-              </w:rPr>
-              <w:fldChar w:fldCharType="end"/>
-            </w:r>
-          </w:hyperlink>
-        </w:p>
-        <w:p>
-          <w:pPr>
-            <w:pStyle w:val="TDC2"/>
-            <w:tabs>
-              <w:tab w:val="left" w:pos="1920"/>
-              <w:tab w:val="right" w:leader="dot" w:pos="9962"/>
-            </w:tabs>
-            <w:rPr>
-              <w:rFonts w:eastAsiaTheme="minorEastAsia"/>
-              <w:noProof/>
-              <w:sz w:val="24"/>
-              <w:szCs w:val="24"/>
-              <w:lang w:val="es-ES" w:eastAsia="es-ES"/>
-            </w:rPr>
-          </w:pPr>
-          <w:hyperlink w:anchor="_Toc206059320" w:history="1">
-            <w:r>
-              <w:rPr>
-                <w:rStyle w:val="Hipervnculo"/>
-                <w:noProof/>
-                <w14:scene3d>
-                  <w14:camera w14:prst="orthographicFront"/>
-                  <w14:lightRig w14:rig="threePt" w14:dir="t">
-                    <w14:rot w14:lat="0" w14:lon="0" w14:rev="0"/>
-                  </w14:lightRig>
-                </w14:scene3d>
-              </w:rPr>
-              <w:t>3.1.</w:t>
-            </w:r>
-            <w:r>
-              <w:rPr>
-                <w:rFonts w:eastAsiaTheme="minorEastAsia"/>
-                <w:noProof/>
-                <w:sz w:val="24"/>
-                <w:szCs w:val="24"/>
-                <w:lang w:val="es-ES" w:eastAsia="es-ES"/>
-              </w:rPr>
-              <w:tab/>
-            </w:r>
-            <w:r>
-              <w:rPr>
-                <w:rStyle w:val="Hipervnculo"/>
-                <w:noProof/>
-              </w:rPr>
-              <w:t>Necesidad para asociarse</w:t>
-            </w:r>
-            <w:r>
-              <w:rPr>
-                <w:noProof/>
-                <w:webHidden/>
-              </w:rPr>
-              <w:tab/>
-            </w:r>
-            <w:r>
-              <w:rPr>
-                <w:noProof/>
-                <w:webHidden/>
-              </w:rPr>
-              <w:fldChar w:fldCharType="begin"/>
-            </w:r>
-            <w:r>
-              <w:rPr>
-                <w:noProof/>
-                <w:webHidden/>
-              </w:rPr>
-              <w:instrText xml:space="preserve"> PAGEREF _Toc206059320 \h </w:instrText>
-            </w:r>
-            <w:r>
-              <w:rPr>
-                <w:noProof/>
-                <w:webHidden/>
-              </w:rPr>
-            </w:r>
-            <w:r>
-              <w:rPr>
-                <w:noProof/>
-                <w:webHidden/>
-              </w:rPr>
-              <w:fldChar w:fldCharType="separate"/>
-            </w:r>
-            <w:r>
-              <w:rPr>
-                <w:noProof/>
-                <w:webHidden/>
-              </w:rPr>
-              <w:t>15</w:t>
-            </w:r>
-            <w:r>
-              <w:rPr>
-                <w:noProof/>
-                <w:webHidden/>
-              </w:rPr>
-              <w:fldChar w:fldCharType="end"/>
-            </w:r>
-          </w:hyperlink>
-        </w:p>
-        <w:p>
-          <w:pPr>
-            <w:pStyle w:val="TDC2"/>
-            <w:tabs>
-              <w:tab w:val="left" w:pos="1920"/>
-              <w:tab w:val="right" w:leader="dot" w:pos="9962"/>
-            </w:tabs>
-            <w:rPr>
-              <w:rFonts w:eastAsiaTheme="minorEastAsia"/>
-              <w:noProof/>
-              <w:sz w:val="24"/>
-              <w:szCs w:val="24"/>
-              <w:lang w:val="es-ES" w:eastAsia="es-ES"/>
-            </w:rPr>
-          </w:pPr>
-          <w:hyperlink w:anchor="_Toc206059321" w:history="1">
-            <w:r>
-              <w:rPr>
-                <w:rStyle w:val="Hipervnculo"/>
-                <w:noProof/>
-                <w14:scene3d>
-                  <w14:camera w14:prst="orthographicFront"/>
-                  <w14:lightRig w14:rig="threePt" w14:dir="t">
-                    <w14:rot w14:lat="0" w14:lon="0" w14:rev="0"/>
-                  </w14:lightRig>
-                </w14:scene3d>
-              </w:rPr>
-              <w:t>3.2.</w:t>
-            </w:r>
-            <w:r>
-              <w:rPr>
-                <w:rFonts w:eastAsiaTheme="minorEastAsia"/>
-                <w:noProof/>
-                <w:sz w:val="24"/>
-                <w:szCs w:val="24"/>
-                <w:lang w:val="es-ES" w:eastAsia="es-ES"/>
-              </w:rPr>
-              <w:tab/>
-            </w:r>
-            <w:r>
-              <w:rPr>
-                <w:rStyle w:val="Hipervnculo"/>
-                <w:noProof/>
-              </w:rPr>
-              <w:t>Matriz asociativa (Matriz DOFA)</w:t>
-            </w:r>
-            <w:r>
-              <w:rPr>
-                <w:noProof/>
-                <w:webHidden/>
-              </w:rPr>
-              <w:tab/>
-            </w:r>
-            <w:r>
-              <w:rPr>
-                <w:noProof/>
-                <w:webHidden/>
-              </w:rPr>
-              <w:fldChar w:fldCharType="begin"/>
-            </w:r>
-            <w:r>
-              <w:rPr>
-                <w:noProof/>
-                <w:webHidden/>
-              </w:rPr>
-              <w:instrText xml:space="preserve"> PAGEREF _Toc206059321 \h </w:instrText>
-            </w:r>
-            <w:r>
-              <w:rPr>
-                <w:noProof/>
-                <w:webHidden/>
-              </w:rPr>
-            </w:r>
-            <w:r>
-              <w:rPr>
-                <w:noProof/>
-                <w:webHidden/>
-              </w:rPr>
-              <w:fldChar w:fldCharType="separate"/>
-            </w:r>
-            <w:r>
-              <w:rPr>
-                <w:noProof/>
-                <w:webHidden/>
-              </w:rPr>
-              <w:t>17</w:t>
-            </w:r>
-            <w:r>
-              <w:rPr>
-                <w:noProof/>
-                <w:webHidden/>
-              </w:rPr>
-              <w:fldChar w:fldCharType="end"/>
-            </w:r>
-          </w:hyperlink>
-        </w:p>
-        <w:p>
-          <w:pPr>
-            <w:pStyle w:val="TDC2"/>
-            <w:tabs>
-              <w:tab w:val="left" w:pos="1920"/>
-              <w:tab w:val="right" w:leader="dot" w:pos="9962"/>
-            </w:tabs>
-            <w:rPr>
-              <w:rFonts w:eastAsiaTheme="minorEastAsia"/>
-              <w:noProof/>
-              <w:sz w:val="24"/>
-              <w:szCs w:val="24"/>
-              <w:lang w:val="es-ES" w:eastAsia="es-ES"/>
-            </w:rPr>
-          </w:pPr>
-          <w:hyperlink w:anchor="_Toc206059322" w:history="1">
-            <w:r>
-              <w:rPr>
-                <w:rStyle w:val="Hipervnculo"/>
-                <w:noProof/>
-                <w14:scene3d>
-                  <w14:camera w14:prst="orthographicFront"/>
-                  <w14:lightRig w14:rig="threePt" w14:dir="t">
-                    <w14:rot w14:lat="0" w14:lon="0" w14:rev="0"/>
-                  </w14:lightRig>
-                </w14:scene3d>
-              </w:rPr>
-              <w:t>3.3.</w:t>
-            </w:r>
-            <w:r>
-              <w:rPr>
-                <w:rFonts w:eastAsiaTheme="minorEastAsia"/>
-                <w:noProof/>
-                <w:sz w:val="24"/>
-                <w:szCs w:val="24"/>
-                <w:lang w:val="es-ES" w:eastAsia="es-ES"/>
-              </w:rPr>
-              <w:tab/>
-            </w:r>
-            <w:r>
-              <w:rPr>
-                <w:rStyle w:val="Hipervnculo"/>
-                <w:noProof/>
-              </w:rPr>
-              <w:t>Posibles socios</w:t>
-            </w:r>
-            <w:r>
-              <w:rPr>
-                <w:noProof/>
-                <w:webHidden/>
-              </w:rPr>
-              <w:tab/>
-            </w:r>
-            <w:r>
-              <w:rPr>
-                <w:noProof/>
-                <w:webHidden/>
-              </w:rPr>
-              <w:fldChar w:fldCharType="begin"/>
-            </w:r>
-            <w:r>
-              <w:rPr>
-                <w:noProof/>
-                <w:webHidden/>
-              </w:rPr>
-              <w:instrText xml:space="preserve"> PAGEREF _Toc206059322 \h </w:instrText>
-            </w:r>
-            <w:r>
-              <w:rPr>
-                <w:noProof/>
-                <w:webHidden/>
-              </w:rPr>
-            </w:r>
-            <w:r>
-              <w:rPr>
-                <w:noProof/>
-                <w:webHidden/>
-              </w:rPr>
-              <w:fldChar w:fldCharType="separate"/>
-            </w:r>
-            <w:r>
-              <w:rPr>
-                <w:noProof/>
-                <w:webHidden/>
-              </w:rPr>
-              <w:t>20</w:t>
-            </w:r>
-            <w:r>
-              <w:rPr>
-                <w:noProof/>
-                <w:webHidden/>
-              </w:rPr>
-              <w:fldChar w:fldCharType="end"/>
-            </w:r>
-          </w:hyperlink>
-        </w:p>
-        <w:p>
-          <w:pPr>
-            <w:pStyle w:val="TDC2"/>
-            <w:tabs>
-              <w:tab w:val="left" w:pos="1920"/>
-              <w:tab w:val="right" w:leader="dot" w:pos="9962"/>
-            </w:tabs>
-            <w:rPr>
-              <w:rFonts w:eastAsiaTheme="minorEastAsia"/>
-              <w:noProof/>
-              <w:sz w:val="24"/>
-              <w:szCs w:val="24"/>
-              <w:lang w:val="es-ES" w:eastAsia="es-ES"/>
-            </w:rPr>
-          </w:pPr>
-          <w:hyperlink w:anchor="_Toc206059323" w:history="1">
-            <w:r>
-              <w:rPr>
-                <w:rStyle w:val="Hipervnculo"/>
-                <w:noProof/>
-                <w14:scene3d>
-                  <w14:camera w14:prst="orthographicFront"/>
-                  <w14:lightRig w14:rig="threePt" w14:dir="t">
-                    <w14:rot w14:lat="0" w14:lon="0" w14:rev="0"/>
-                  </w14:lightRig>
-                </w14:scene3d>
-              </w:rPr>
-              <w:t>3.4.</w:t>
-            </w:r>
-            <w:r>
-              <w:rPr>
-                <w:rFonts w:eastAsiaTheme="minorEastAsia"/>
-                <w:noProof/>
-                <w:sz w:val="24"/>
-                <w:szCs w:val="24"/>
-                <w:lang w:val="es-ES" w:eastAsia="es-ES"/>
-              </w:rPr>
-              <w:tab/>
-            </w:r>
-            <w:r>
-              <w:rPr>
-                <w:rStyle w:val="Hipervnculo"/>
-                <w:noProof/>
-              </w:rPr>
-              <w:t>Plan de trabajo</w:t>
-            </w:r>
-            <w:r>
-              <w:rPr>
-                <w:noProof/>
-                <w:webHidden/>
-              </w:rPr>
-              <w:tab/>
-            </w:r>
-            <w:r>
-              <w:rPr>
-                <w:noProof/>
-                <w:webHidden/>
-              </w:rPr>
-              <w:fldChar w:fldCharType="begin"/>
-            </w:r>
-            <w:r>
-              <w:rPr>
-                <w:noProof/>
-                <w:webHidden/>
-              </w:rPr>
-              <w:instrText xml:space="preserve"> PAGEREF _Toc206059323 \h </w:instrText>
-            </w:r>
-            <w:r>
-              <w:rPr>
-                <w:noProof/>
-                <w:webHidden/>
-              </w:rPr>
-            </w:r>
-            <w:r>
-              <w:rPr>
-                <w:noProof/>
-                <w:webHidden/>
-              </w:rPr>
-              <w:fldChar w:fldCharType="separate"/>
-            </w:r>
-            <w:r>
-              <w:rPr>
-                <w:noProof/>
-                <w:webHidden/>
-              </w:rPr>
-              <w:t>22</w:t>
-            </w:r>
-            <w:r>
-              <w:rPr>
-                <w:noProof/>
-                <w:webHidden/>
-              </w:rPr>
-              <w:fldChar w:fldCharType="end"/>
-            </w:r>
-          </w:hyperlink>
-        </w:p>
-        <w:p>
-          <w:pPr>
-            <w:pStyle w:val="TDC2"/>
-            <w:tabs>
-              <w:tab w:val="left" w:pos="1920"/>
-              <w:tab w:val="right" w:leader="dot" w:pos="9962"/>
-            </w:tabs>
-            <w:rPr>
-              <w:rFonts w:eastAsiaTheme="minorEastAsia"/>
-              <w:noProof/>
-              <w:sz w:val="24"/>
-              <w:szCs w:val="24"/>
-              <w:lang w:val="es-ES" w:eastAsia="es-ES"/>
-            </w:rPr>
-          </w:pPr>
-          <w:hyperlink w:anchor="_Toc206059324" w:history="1">
-            <w:r>
-              <w:rPr>
-                <w:rStyle w:val="Hipervnculo"/>
-                <w:noProof/>
-                <w14:scene3d>
-                  <w14:camera w14:prst="orthographicFront"/>
-                  <w14:lightRig w14:rig="threePt" w14:dir="t">
-                    <w14:rot w14:lat="0" w14:lon="0" w14:rev="0"/>
-                  </w14:lightRig>
-                </w14:scene3d>
-              </w:rPr>
-              <w:t>3.5.</w:t>
-            </w:r>
-            <w:r>
-              <w:rPr>
-                <w:rFonts w:eastAsiaTheme="minorEastAsia"/>
-                <w:noProof/>
-                <w:sz w:val="24"/>
-                <w:szCs w:val="24"/>
-                <w:lang w:val="es-ES" w:eastAsia="es-ES"/>
-              </w:rPr>
-              <w:tab/>
-            </w:r>
-            <w:r>
-              <w:rPr>
-                <w:rStyle w:val="Hipervnculo"/>
-                <w:noProof/>
-              </w:rPr>
-              <w:t>Indicadores de éxito en una asociación</w:t>
-            </w:r>
-            <w:r>
-              <w:rPr>
-                <w:noProof/>
-                <w:webHidden/>
-              </w:rPr>
-              <w:tab/>
-            </w:r>
-            <w:r>
-              <w:rPr>
-                <w:noProof/>
-                <w:webHidden/>
-              </w:rPr>
-              <w:fldChar w:fldCharType="begin"/>
-            </w:r>
-            <w:r>
-              <w:rPr>
-                <w:noProof/>
-                <w:webHidden/>
-              </w:rPr>
-              <w:instrText xml:space="preserve"> PAGEREF _Toc206059324 \h </w:instrText>
-            </w:r>
-            <w:r>
-              <w:rPr>
-                <w:noProof/>
-                <w:webHidden/>
-              </w:rPr>
-            </w:r>
-            <w:r>
-              <w:rPr>
-                <w:noProof/>
-                <w:webHidden/>
-              </w:rPr>
-              <w:fldChar w:fldCharType="separate"/>
-            </w:r>
-            <w:r>
-              <w:rPr>
-                <w:noProof/>
-                <w:webHidden/>
-              </w:rPr>
-              <w:t>26</w:t>
-            </w:r>
-            <w:r>
-              <w:rPr>
-                <w:noProof/>
-                <w:webHidden/>
-              </w:rPr>
-              <w:fldChar w:fldCharType="end"/>
-            </w:r>
-          </w:hyperlink>
-        </w:p>
-        <w:p>
-          <w:pPr>
-            <w:pStyle w:val="TDC1"/>
-            <w:tabs>
-              <w:tab w:val="left" w:pos="1200"/>
-              <w:tab w:val="right" w:leader="dot" w:pos="9962"/>
-            </w:tabs>
-            <w:rPr>
-              <w:rFonts w:eastAsiaTheme="minorEastAsia"/>
-              <w:noProof/>
-              <w:sz w:val="24"/>
-              <w:szCs w:val="24"/>
-              <w:lang w:val="es-ES" w:eastAsia="es-ES"/>
-            </w:rPr>
-          </w:pPr>
-          <w:hyperlink w:anchor="_Toc206059325" w:history="1">
-            <w:r>
-              <w:rPr>
-                <w:rStyle w:val="Hipervnculo"/>
-                <w:noProof/>
-              </w:rPr>
-              <w:t>4.</w:t>
-            </w:r>
-            <w:r>
-              <w:rPr>
-                <w:rFonts w:eastAsiaTheme="minorEastAsia"/>
-                <w:noProof/>
-                <w:sz w:val="24"/>
-                <w:szCs w:val="24"/>
-                <w:lang w:val="es-ES" w:eastAsia="es-ES"/>
-              </w:rPr>
-              <w:tab/>
-            </w:r>
-            <w:r>
-              <w:rPr>
-                <w:rStyle w:val="Hipervnculo"/>
-                <w:noProof/>
-              </w:rPr>
-              <w:t>Experiencia exitosa</w:t>
-            </w:r>
-            <w:r>
-              <w:rPr>
-                <w:noProof/>
-                <w:webHidden/>
-              </w:rPr>
-              <w:tab/>
-            </w:r>
-            <w:r>
-              <w:rPr>
-                <w:noProof/>
-                <w:webHidden/>
-              </w:rPr>
-              <w:fldChar w:fldCharType="begin"/>
-            </w:r>
-            <w:r>
-              <w:rPr>
-                <w:noProof/>
-                <w:webHidden/>
-              </w:rPr>
-              <w:instrText xml:space="preserve"> PAGEREF _Toc206059325 \h </w:instrText>
+              <w:instrText xml:space="preserve"> PAGEREF _Toc209527188 \h </w:instrText>
             </w:r>
             <w:r>
               <w:rPr>
@@ -2104,7 +2104,7 @@
               <w:lang w:val="es-ES" w:eastAsia="es-ES"/>
             </w:rPr>
           </w:pPr>
-          <w:hyperlink w:anchor="_Toc206059326" w:history="1">
+          <w:hyperlink w:anchor="_Toc209527189" w:history="1">
             <w:r>
               <w:rPr>
                 <w:rStyle w:val="Hipervnculo"/>
@@ -2131,7 +2131,7 @@
                 <w:noProof/>
                 <w:webHidden/>
               </w:rPr>
-              <w:instrText xml:space="preserve"> PAGEREF _Toc206059326 \h </w:instrText>
+              <w:instrText xml:space="preserve"> PAGEREF _Toc209527189 \h </w:instrText>
             </w:r>
             <w:r>
               <w:rPr>
@@ -2176,7 +2176,7 @@
               <w:lang w:val="es-ES" w:eastAsia="es-ES"/>
             </w:rPr>
           </w:pPr>
-          <w:hyperlink w:anchor="_Toc206059327" w:history="1">
+          <w:hyperlink w:anchor="_Toc209527190" w:history="1">
             <w:r>
               <w:rPr>
                 <w:rStyle w:val="Hipervnculo"/>
@@ -2203,7 +2203,7 @@
                 <w:noProof/>
                 <w:webHidden/>
               </w:rPr>
-              <w:instrText xml:space="preserve"> PAGEREF _Toc206059327 \h </w:instrText>
+              <w:instrText xml:space="preserve"> PAGEREF _Toc209527190 \h </w:instrText>
             </w:r>
             <w:r>
               <w:rPr>
@@ -2248,7 +2248,7 @@
               <w:lang w:val="es-ES" w:eastAsia="es-ES"/>
             </w:rPr>
           </w:pPr>
-          <w:hyperlink w:anchor="_Toc206059328" w:history="1">
+          <w:hyperlink w:anchor="_Toc209527191" w:history="1">
             <w:r>
               <w:rPr>
                 <w:rStyle w:val="Hipervnculo"/>
@@ -2275,7 +2275,7 @@
                 <w:noProof/>
                 <w:webHidden/>
               </w:rPr>
-              <w:instrText xml:space="preserve"> PAGEREF _Toc206059328 \h </w:instrText>
+              <w:instrText xml:space="preserve"> PAGEREF _Toc209527191 \h </w:instrText>
             </w:r>
             <w:r>
               <w:rPr>
@@ -2320,7 +2320,7 @@
               <w:lang w:val="es-ES" w:eastAsia="es-ES"/>
             </w:rPr>
           </w:pPr>
-          <w:hyperlink w:anchor="_Toc206059329" w:history="1">
+          <w:hyperlink w:anchor="_Toc209527192" w:history="1">
             <w:r>
               <w:rPr>
                 <w:rStyle w:val="Hipervnculo"/>
@@ -2347,7 +2347,7 @@
                 <w:noProof/>
                 <w:webHidden/>
               </w:rPr>
-              <w:instrText xml:space="preserve"> PAGEREF _Toc206059329 \h </w:instrText>
+              <w:instrText xml:space="preserve"> PAGEREF _Toc209527192 \h </w:instrText>
             </w:r>
             <w:r>
               <w:rPr>
@@ -2392,7 +2392,7 @@
               <w:lang w:val="es-ES" w:eastAsia="es-ES"/>
             </w:rPr>
           </w:pPr>
-          <w:hyperlink w:anchor="_Toc206059330" w:history="1">
+          <w:hyperlink w:anchor="_Toc209527193" w:history="1">
             <w:r>
               <w:rPr>
                 <w:rStyle w:val="Hipervnculo"/>
@@ -2419,7 +2419,7 @@
                 <w:noProof/>
                 <w:webHidden/>
               </w:rPr>
-              <w:instrText xml:space="preserve"> PAGEREF _Toc206059330 \h </w:instrText>
+              <w:instrText xml:space="preserve"> PAGEREF _Toc209527193 \h </w:instrText>
             </w:r>
             <w:r>
               <w:rPr>
@@ -2461,7 +2461,7 @@
       <w:pPr>
         <w:pStyle w:val="Titulosgenerales"/>
       </w:pPr>
-      <w:bookmarkStart w:id="0" w:name="_Toc206059310"/>
+      <w:bookmarkStart w:id="0" w:name="_Toc209527173"/>
       <w:r>
         <w:lastRenderedPageBreak/>
         <w:t>Introducción</w:t>
@@ -2492,7 +2492,7 @@
           <w:lang w:val="es-CO"/>
         </w:rPr>
       </w:pPr>
-      <w:bookmarkStart w:id="1" w:name="_Toc206059311"/>
+      <w:bookmarkStart w:id="1" w:name="_Toc209527174"/>
       <w:r>
         <w:rPr>
           <w:lang w:val="es-CO"/>
@@ -2512,14 +2512,28 @@
         <w:rPr>
           <w:lang w:eastAsia="es-CO"/>
         </w:rPr>
-        <w:t>Este componente formativo busca explicar, de manera sencilla y práctica, los aspectos más importantes para llevar un manejo correcto de la nómina en el contexto rural. Se abordarán temas como las obligaciones laborales, el manejo de novedades de nómina, la correcta liquidación de salarios, la aplicación de normativas técnicas y la importancia de sistematizar la información. Todo está pensado para brindar herramientas claras, aplicables en el día a día de los empleadores campesinos, fortaleciendo así el trabajo digno y la productividad del campo.</w:t>
+        <w:t xml:space="preserve">En el contexto del desarrollo rural y agroempresarial, comprender ciertos conceptos fundamentales es clave para entender cómo se organizan los actores, se estructuran los procesos productivos y se generan relaciones colaborativas. A </w:t>
+      </w:r>
+      <w:proofErr w:type="gramStart"/>
+      <w:r>
+        <w:rPr>
+          <w:lang w:eastAsia="es-CO"/>
+        </w:rPr>
+        <w:t>continuación</w:t>
+      </w:r>
+      <w:proofErr w:type="gramEnd"/>
+      <w:r>
+        <w:rPr>
+          <w:lang w:eastAsia="es-CO"/>
+        </w:rPr>
+        <w:t xml:space="preserve"> se abordan dos nociones esenciales: la asociatividad y las cadenas productivas.</w:t>
       </w:r>
     </w:p>
     <w:p>
       <w:pPr>
         <w:pStyle w:val="Ttulo2"/>
       </w:pPr>
-      <w:bookmarkStart w:id="2" w:name="_Toc206059312"/>
+      <w:bookmarkStart w:id="2" w:name="_Toc209527175"/>
       <w:r>
         <w:t>Asociatividad</w:t>
       </w:r>
@@ -2562,7 +2576,7 @@
       <w:pPr>
         <w:pStyle w:val="Ttulo2"/>
       </w:pPr>
-      <w:bookmarkStart w:id="3" w:name="_Toc206059313"/>
+      <w:bookmarkStart w:id="3" w:name="_Toc209527176"/>
       <w:r>
         <w:t>Cadenas productivas</w:t>
       </w:r>
@@ -2578,27 +2592,28 @@
         <w:rPr>
           <w:lang w:val="es-419" w:eastAsia="es-CO"/>
         </w:rPr>
-        <w:t xml:space="preserve">Las cadenas productivas en el sector rural comprenden todas las etapas por las que pasa un producto, desde su producción hasta su consumo final. Este proceso </w:t>
-      </w:r>
-      <w:r>
-        <w:rPr>
-          <w:lang w:val="es-419" w:eastAsia="es-CO"/>
+        <w:t>Las cadenas productivas en el sector rural comprenden todas las etapas por las que pasa un producto, desde su producción hasta su consumo final. Este proceso involucra a distintos actores —productores, transformadores, comercializadores y consumidores— y cada etapa agrega valor al producto.</w:t>
+      </w:r>
+    </w:p>
+    <w:p>
+      <w:pPr>
+        <w:rPr>
+          <w:lang w:val="es-419" w:eastAsia="es-CO"/>
+        </w:rPr>
+      </w:pPr>
+    </w:p>
+    <w:p>
+      <w:pPr>
+        <w:pStyle w:val="Figura"/>
+        <w:rPr>
+          <w:lang w:val="es-419"/>
+        </w:rPr>
+      </w:pPr>
+      <w:r>
+        <w:rPr>
+          <w:lang w:val="es-419"/>
         </w:rPr>
         <w:lastRenderedPageBreak/>
-        <w:t>involucra a distintos actores —productores, transformadores, comercializadores y consumidores— y cada etapa agrega valor al producto.</w:t>
-      </w:r>
-    </w:p>
-    <w:p>
-      <w:pPr>
-        <w:pStyle w:val="Figura"/>
-        <w:rPr>
-          <w:lang w:val="es-419"/>
-        </w:rPr>
-      </w:pPr>
-      <w:r>
-        <w:rPr>
-          <w:lang w:val="es-419"/>
-        </w:rPr>
         <w:t>Actores de la cadena productiva</w:t>
       </w:r>
     </w:p>
@@ -2757,14 +2772,20 @@
           <w:bCs/>
           <w:lang w:val="es-419" w:eastAsia="es-CO"/>
         </w:rPr>
+        <w:t>Comercializadores</w:t>
+      </w:r>
+      <w:r>
+        <w:rPr>
+          <w:lang w:val="es-419" w:eastAsia="es-CO"/>
+        </w:rPr>
+        <w:t xml:space="preserve">. Conectan el producto con el mercado. Se encargan de la distribución, promoción y venta del producto, asegurando que llegue al </w:t>
+      </w:r>
+      <w:r>
+        <w:rPr>
+          <w:lang w:val="es-419" w:eastAsia="es-CO"/>
+        </w:rPr>
         <w:lastRenderedPageBreak/>
-        <w:t>Comercializadores</w:t>
-      </w:r>
-      <w:r>
-        <w:rPr>
-          <w:lang w:val="es-419" w:eastAsia="es-CO"/>
-        </w:rPr>
-        <w:t>. Conectan el producto con el mercado. Se encargan de la distribución, promoción y venta del producto, asegurando que llegue al consumidor en condiciones óptimas. Este rol exige habilidades de negociación, conocimiento del mercado y capacidad para mantener el valor del producto en el proceso.</w:t>
+        <w:t>consumidor en condiciones óptimas. Este rol exige habilidades de negociación, conocimiento del mercado y capacidad para mantener el valor del producto en el proceso.</w:t>
       </w:r>
     </w:p>
     <w:p>
@@ -2798,9 +2819,9 @@
       <w:pPr>
         <w:pStyle w:val="Ttulo2"/>
       </w:pPr>
-      <w:bookmarkStart w:id="4" w:name="_Toc206059314"/>
-      <w:r>
-        <w:t>Consumidores</w:t>
+      <w:bookmarkStart w:id="4" w:name="_Toc209527177"/>
+      <w:r>
+        <w:t>Redes empresariales</w:t>
       </w:r>
       <w:bookmarkEnd w:id="4"/>
     </w:p>
@@ -2840,7 +2861,6 @@
         <w:rPr>
           <w:lang w:val="es-419" w:eastAsia="es-CO"/>
         </w:rPr>
-        <w:lastRenderedPageBreak/>
         <w:t xml:space="preserve">Un ejemplo exitoso es el caso del </w:t>
       </w:r>
       <w:r>
@@ -2855,21 +2875,14 @@
         <w:rPr>
           <w:lang w:val="es-419" w:eastAsia="es-CO"/>
         </w:rPr>
-        <w:t xml:space="preserve">, donde cooperativas y alianzas entre productores, tostadores, exportadores y comercializadores han logrado posicionar el café </w:t>
-      </w:r>
-      <w:proofErr w:type="gramStart"/>
-      <w:r>
-        <w:rPr>
-          <w:lang w:val="es-419" w:eastAsia="es-CO"/>
-        </w:rPr>
-        <w:t>Colombiano</w:t>
-      </w:r>
-      <w:proofErr w:type="gramEnd"/>
-      <w:r>
-        <w:rPr>
-          <w:lang w:val="es-419" w:eastAsia="es-CO"/>
-        </w:rPr>
-        <w:t xml:space="preserve"> como uno de los más reconocidos en el mundo. Gracias a esta articulación, se ha mejorado la calidad del producto, incrementado los ingresos y fortalecido la presencia internacional del sector.</w:t>
+        <w:t xml:space="preserve">, donde cooperativas y alianzas entre productores, tostadores, exportadores y comercializadores han logrado posicionar el café Colombiano como uno de los más </w:t>
+      </w:r>
+      <w:r>
+        <w:rPr>
+          <w:lang w:val="es-419" w:eastAsia="es-CO"/>
+        </w:rPr>
+        <w:lastRenderedPageBreak/>
+        <w:t>reconocidos en el mundo. Gracias a esta articulación, se ha mejorado la calidad del producto, incrementado los ingresos y fortalecido la presencia internacional del sector.</w:t>
       </w:r>
     </w:p>
     <w:p>
@@ -2891,7 +2904,7 @@
       <w:pPr>
         <w:pStyle w:val="Ttulo1"/>
       </w:pPr>
-      <w:bookmarkStart w:id="5" w:name="_Toc206059315"/>
+      <w:bookmarkStart w:id="5" w:name="_Toc209527178"/>
       <w:r>
         <w:lastRenderedPageBreak/>
         <w:t>La importancia de la asociatividad</w:t>
@@ -2915,7 +2928,7 @@
       <w:pPr>
         <w:pStyle w:val="Ttulo2"/>
       </w:pPr>
-      <w:bookmarkStart w:id="6" w:name="_Toc206059316"/>
+      <w:bookmarkStart w:id="6" w:name="_Toc209527179"/>
       <w:r>
         <w:t>Por qué y para qué asociarse</w:t>
       </w:r>
@@ -2993,7 +3006,19 @@
         <w:rPr>
           <w:lang w:eastAsia="es-CO"/>
         </w:rPr>
-        <w:t>A continuación, se presenta un pódcast que analiza las principales ventajas de la asociatividad en contextos rurales, destacando su impacto en la productividad, la cohesión social y el acceso a oportunidades de desarrollo.</w:t>
+        <w:t xml:space="preserve">A continuación, se presenta </w:t>
+      </w:r>
+      <w:r>
+        <w:rPr>
+          <w:lang w:eastAsia="es-CO"/>
+        </w:rPr>
+        <w:t xml:space="preserve">la transcripción de </w:t>
+      </w:r>
+      <w:r>
+        <w:rPr>
+          <w:lang w:eastAsia="es-CO"/>
+        </w:rPr>
+        <w:t>un pódcast que analiza las principales ventajas de la asociatividad en contextos rurales, destacando su impacto en la productividad, la cohesión social y el acceso a oportunidades de desarrollo.</w:t>
       </w:r>
     </w:p>
     <w:p>
@@ -3546,7 +3571,7 @@
       <w:pPr>
         <w:pStyle w:val="Ttulo2"/>
       </w:pPr>
-      <w:bookmarkStart w:id="7" w:name="_Toc206059317"/>
+      <w:bookmarkStart w:id="7" w:name="_Toc209527180"/>
       <w:r>
         <w:lastRenderedPageBreak/>
         <w:t>Cuál es el éxito en un proceso de asociación</w:t>
@@ -3822,7 +3847,7 @@
       <w:pPr>
         <w:pStyle w:val="Ttulo2"/>
       </w:pPr>
-      <w:bookmarkStart w:id="8" w:name="_Toc206059318"/>
+      <w:bookmarkStart w:id="8" w:name="_Toc209527181"/>
       <w:r>
         <w:t>Obstáculos en un proceso de asociación</w:t>
       </w:r>
@@ -3973,7 +3998,21 @@
         <w:rPr>
           <w:lang w:eastAsia="es-CO"/>
         </w:rPr>
-        <w:t>Así como un buen agricultor conoce el momento exacto en que sembró cada semilla y espera su cosecha, un buen empleador campesino debe tener claridad sobre lo que ocurre con sus trabajadores durante el mes. Registrar las novedades no es una carga, es una forma de construir confianza, respeto y justicia en el trabajo rural.</w:t>
+        <w:t xml:space="preserve">Para superar estos obstáculos es fundamental </w:t>
+      </w:r>
+      <w:r>
+        <w:rPr>
+          <w:b/>
+          <w:bCs/>
+          <w:lang w:eastAsia="es-CO"/>
+        </w:rPr>
+        <w:t>formarse, planificar con visión a largo plazo, promover la transparencia y mantener una comunicación clara y constante</w:t>
+      </w:r>
+      <w:r>
+        <w:rPr>
+          <w:lang w:eastAsia="es-CO"/>
+        </w:rPr>
+        <w:t xml:space="preserve"> entre todos los miembros de la asociación.</w:t>
       </w:r>
     </w:p>
     <w:p>
@@ -3995,7 +4034,7 @@
       <w:pPr>
         <w:pStyle w:val="Ttulo1"/>
       </w:pPr>
-      <w:bookmarkStart w:id="9" w:name="_Toc206059319"/>
+      <w:bookmarkStart w:id="9" w:name="_Toc209527182"/>
       <w:r>
         <w:lastRenderedPageBreak/>
         <w:t>Proceso asociativo</w:t>
@@ -4033,7 +4072,7 @@
       <w:pPr>
         <w:pStyle w:val="Ttulo2"/>
       </w:pPr>
-      <w:bookmarkStart w:id="10" w:name="_Toc206059320"/>
+      <w:bookmarkStart w:id="10" w:name="_Toc209527183"/>
       <w:r>
         <w:t>Necesidad para asociarse</w:t>
       </w:r>
@@ -4164,10 +4203,16 @@
           <w:lang w:val="es-419" w:eastAsia="es-CO"/>
         </w:rPr>
         <w:drawing>
-          <wp:inline distT="0" distB="0" distL="0" distR="0" wp14:anchorId="46CF2E3A" wp14:editId="4336EE59">
+          <wp:inline distT="0" distB="0" distL="0" distR="0" wp14:anchorId="46CF2E3A" wp14:editId="0979513D">
             <wp:extent cx="5265372" cy="2961640"/>
             <wp:effectExtent l="0" t="0" r="0" b="0"/>
-            <wp:docPr id="8" name="Imagen 8"/>
+            <wp:docPr id="8" name="Imagen 8">
+              <a:extLst xmlns:a="http://schemas.openxmlformats.org/drawingml/2006/main">
+                <a:ext uri="{C183D7F6-B498-43B3-948B-1728B52AA6E4}">
+                  <adec:decorative xmlns:adec="http://schemas.microsoft.com/office/drawing/2017/decorative" val="1"/>
+                </a:ext>
+              </a:extLst>
+            </wp:docPr>
             <wp:cNvGraphicFramePr>
               <a:graphicFrameLocks xmlns:a="http://schemas.openxmlformats.org/drawingml/2006/main" noChangeAspect="1"/>
             </wp:cNvGraphicFramePr>
@@ -4175,7 +4220,13 @@
               <a:graphicData uri="http://schemas.openxmlformats.org/drawingml/2006/picture">
                 <pic:pic xmlns:pic="http://schemas.openxmlformats.org/drawingml/2006/picture">
                   <pic:nvPicPr>
-                    <pic:cNvPr id="8" name="Imagen 8"/>
+                    <pic:cNvPr id="8" name="Imagen 8">
+                      <a:extLst>
+                        <a:ext uri="{C183D7F6-B498-43B3-948B-1728B52AA6E4}">
+                          <adec:decorative xmlns:adec="http://schemas.microsoft.com/office/drawing/2017/decorative" val="1"/>
+                        </a:ext>
+                      </a:extLst>
+                    </pic:cNvPr>
                     <pic:cNvPicPr/>
                   </pic:nvPicPr>
                   <pic:blipFill>
@@ -4312,7 +4363,7 @@
       <w:pPr>
         <w:pStyle w:val="Ttulo2"/>
       </w:pPr>
-      <w:bookmarkStart w:id="11" w:name="_Toc206059321"/>
+      <w:bookmarkStart w:id="11" w:name="_Toc209527184"/>
       <w:r>
         <w:t>Matriz asociativa (Matriz DOFA)</w:t>
       </w:r>
@@ -5056,7 +5107,7 @@
       <w:pPr>
         <w:pStyle w:val="Ttulo2"/>
       </w:pPr>
-      <w:bookmarkStart w:id="12" w:name="_Toc206059322"/>
+      <w:bookmarkStart w:id="12" w:name="_Toc209527185"/>
       <w:r>
         <w:t>Posibles socios</w:t>
       </w:r>
@@ -5251,7 +5302,7 @@
       <w:pPr>
         <w:pStyle w:val="Ttulo2"/>
       </w:pPr>
-      <w:bookmarkStart w:id="13" w:name="_Toc206059323"/>
+      <w:bookmarkStart w:id="13" w:name="_Toc209527186"/>
       <w:r>
         <w:lastRenderedPageBreak/>
         <w:t>P</w:t>
@@ -5471,6 +5522,14 @@
           <w:bCs/>
           <w:lang w:val="es-419" w:eastAsia="es-CO"/>
         </w:rPr>
+        <w:t xml:space="preserve">Etapa 1. </w:t>
+      </w:r>
+      <w:r>
+        <w:rPr>
+          <w:b/>
+          <w:bCs/>
+          <w:lang w:val="es-419" w:eastAsia="es-CO"/>
+        </w:rPr>
         <w:t>Diagnóstico y convocatoria</w:t>
       </w:r>
     </w:p>
@@ -5554,6 +5613,14 @@
           <w:lang w:val="es-419" w:eastAsia="es-CO"/>
         </w:rPr>
       </w:pPr>
+      <w:r>
+        <w:rPr>
+          <w:b/>
+          <w:bCs/>
+          <w:lang w:val="es-419" w:eastAsia="es-CO"/>
+        </w:rPr>
+        <w:t xml:space="preserve">Etapa 2. </w:t>
+      </w:r>
       <w:r>
         <w:rPr>
           <w:b/>
@@ -5632,7 +5699,15 @@
           <w:bCs/>
           <w:lang w:val="es-419" w:eastAsia="es-CO"/>
         </w:rPr>
-        <w:t>Asamblea constitutiva y formalización legal</w:t>
+        <w:t xml:space="preserve">Etapa 3. </w:t>
+      </w:r>
+      <w:r>
+        <w:rPr>
+          <w:b/>
+          <w:bCs/>
+          <w:lang w:val="es-419" w:eastAsia="es-CO"/>
+        </w:rPr>
+        <w:t>Organización del grupo</w:t>
       </w:r>
     </w:p>
     <w:p>
@@ -5650,7 +5725,7 @@
         <w:rPr>
           <w:lang w:val="es-419" w:eastAsia="es-CO"/>
         </w:rPr>
-        <w:t>Convocar y realizar una asamblea constitutiva formal con todos los miembros fundadores.</w:t>
+        <w:t>Conformar un comité promotor o grupo gestor responsable del proceso inicial.</w:t>
       </w:r>
     </w:p>
     <w:p>
@@ -5669,7 +5744,13 @@
           <w:lang w:val="es-419" w:eastAsia="es-CO"/>
         </w:rPr>
         <w:lastRenderedPageBreak/>
-        <w:t>Elegir la junta directiva y los órganos de control.</w:t>
+        <w:t>Definir la misión, visión y objetivos que guiarán a la futura asociación</w:t>
+      </w:r>
+      <w:r>
+        <w:rPr>
+          <w:lang w:val="es-419" w:eastAsia="es-CO"/>
+        </w:rPr>
+        <w:t>.</w:t>
       </w:r>
     </w:p>
     <w:p>
@@ -5687,43 +5768,19 @@
         <w:rPr>
           <w:lang w:val="es-419" w:eastAsia="es-CO"/>
         </w:rPr>
-        <w:t>Firmar el acta de constitución.</w:t>
-      </w:r>
-    </w:p>
-    <w:p>
-      <w:pPr>
-        <w:pStyle w:val="Prrafodelista"/>
-        <w:numPr>
-          <w:ilvl w:val="0"/>
-          <w:numId w:val="20"/>
-        </w:numPr>
-        <w:rPr>
-          <w:lang w:val="es-419" w:eastAsia="es-CO"/>
-        </w:rPr>
-      </w:pPr>
-      <w:r>
-        <w:rPr>
-          <w:lang w:val="es-419" w:eastAsia="es-CO"/>
-        </w:rPr>
-        <w:t>Realizar el registro legal ante las entidades correspondientes (Cámara de Comercio, DIAN, o su equivalente).</w:t>
-      </w:r>
-    </w:p>
-    <w:p>
-      <w:pPr>
-        <w:pStyle w:val="Prrafodelista"/>
-        <w:numPr>
-          <w:ilvl w:val="0"/>
-          <w:numId w:val="20"/>
-        </w:numPr>
-        <w:rPr>
-          <w:lang w:val="es-419" w:eastAsia="es-CO"/>
-        </w:rPr>
-      </w:pPr>
-      <w:r>
-        <w:rPr>
-          <w:lang w:val="es-419" w:eastAsia="es-CO"/>
-        </w:rPr>
-        <w:t>Obtener el NIT (Número de Identificación Tributaria) y abrir una cuenta bancaria institucional a nombre de la asociación.</w:t>
+        <w:t>I</w:t>
+      </w:r>
+      <w:r>
+        <w:rPr>
+          <w:lang w:val="es-419" w:eastAsia="es-CO"/>
+        </w:rPr>
+        <w:t>dentificar las actividades productivas, comerciales o sociales que se impulsarán en la primera etapa</w:t>
+      </w:r>
+      <w:r>
+        <w:rPr>
+          <w:lang w:val="es-419" w:eastAsia="es-CO"/>
+        </w:rPr>
+        <w:t>.</w:t>
       </w:r>
     </w:p>
     <w:p>
@@ -5740,7 +5797,15 @@
           <w:bCs/>
           <w:lang w:val="es-419" w:eastAsia="es-CO"/>
         </w:rPr>
-        <w:t>Organización del grupo</w:t>
+        <w:t xml:space="preserve">Etapa 4. </w:t>
+      </w:r>
+      <w:r>
+        <w:rPr>
+          <w:b/>
+          <w:bCs/>
+          <w:lang w:val="es-419" w:eastAsia="es-CO"/>
+        </w:rPr>
+        <w:t>Elaboración de estatutos y normativas</w:t>
       </w:r>
     </w:p>
     <w:p>
@@ -5758,7 +5823,7 @@
         <w:rPr>
           <w:lang w:val="es-419" w:eastAsia="es-CO"/>
         </w:rPr>
-        <w:t>Conformar un comité promotor o grupo gestor responsable del proceso inicial.</w:t>
+        <w:t>Redactar los estatutos de la asociación, incluyendo: nombre, domicilio, objeto, órganos directivos, funciones, derechos y deberes de los miembros.</w:t>
       </w:r>
     </w:p>
     <w:p>
@@ -5776,7 +5841,13 @@
         <w:rPr>
           <w:lang w:val="es-419" w:eastAsia="es-CO"/>
         </w:rPr>
-        <w:t>Definir la misión, visión y objetivos que guiarán a la futura asociación.</w:t>
+        <w:t>Discutir el borrador del documento con todos los interesados, ajustándolo colectivamente</w:t>
+      </w:r>
+      <w:r>
+        <w:rPr>
+          <w:lang w:val="es-419" w:eastAsia="es-CO"/>
+        </w:rPr>
+        <w:t>.</w:t>
       </w:r>
     </w:p>
     <w:p>
@@ -5794,7 +5865,13 @@
         <w:rPr>
           <w:lang w:val="es-419" w:eastAsia="es-CO"/>
         </w:rPr>
-        <w:t>Identificar las actividades productivas, comerciales o sociales que se impulsarán en la primera etapa.</w:t>
+        <w:t>Acordar un reglamento interno de funcionamiento que oriente la vida cotidiana de la organización</w:t>
+      </w:r>
+      <w:r>
+        <w:rPr>
+          <w:lang w:val="es-419" w:eastAsia="es-CO"/>
+        </w:rPr>
+        <w:t>.</w:t>
       </w:r>
     </w:p>
     <w:p>
@@ -5811,7 +5888,15 @@
           <w:bCs/>
           <w:lang w:val="es-419" w:eastAsia="es-CO"/>
         </w:rPr>
-        <w:t>Puesta en marcha</w:t>
+        <w:t xml:space="preserve">Etapa 5. </w:t>
+      </w:r>
+      <w:r>
+        <w:rPr>
+          <w:b/>
+          <w:bCs/>
+          <w:lang w:val="es-419" w:eastAsia="es-CO"/>
+        </w:rPr>
+        <w:t>Asamblea constitutiva y formalización legal</w:t>
       </w:r>
     </w:p>
     <w:p>
@@ -5829,7 +5914,13 @@
         <w:rPr>
           <w:lang w:val="es-419" w:eastAsia="es-CO"/>
         </w:rPr>
-        <w:t>Establecer un plan de acción inicial con actividades programadas para los primeros 6 a 12 meses.</w:t>
+        <w:t>Convocar y realizar una asamblea constitutiva formal con todos los miembros fundadores</w:t>
+      </w:r>
+      <w:r>
+        <w:rPr>
+          <w:lang w:val="es-419" w:eastAsia="es-CO"/>
+        </w:rPr>
+        <w:t>.</w:t>
       </w:r>
     </w:p>
     <w:p>
@@ -5847,7 +5938,13 @@
         <w:rPr>
           <w:lang w:val="es-419" w:eastAsia="es-CO"/>
         </w:rPr>
-        <w:t>Identificar oportunidades de financiamiento, asistencia técnica o convenios interinstitucionales.</w:t>
+        <w:t>Elegir la junta directiva y los órganos de control</w:t>
+      </w:r>
+      <w:r>
+        <w:rPr>
+          <w:lang w:val="es-419" w:eastAsia="es-CO"/>
+        </w:rPr>
+        <w:t>.</w:t>
       </w:r>
     </w:p>
     <w:p>
@@ -5865,7 +5962,13 @@
         <w:rPr>
           <w:lang w:val="es-419" w:eastAsia="es-CO"/>
         </w:rPr>
-        <w:t>Asignar roles y responsabilidades operativas entre los socios.</w:t>
+        <w:t>Firmar el acta de constitución</w:t>
+      </w:r>
+      <w:r>
+        <w:rPr>
+          <w:lang w:val="es-419" w:eastAsia="es-CO"/>
+        </w:rPr>
+        <w:t>.</w:t>
       </w:r>
     </w:p>
     <w:p>
@@ -5883,7 +5986,37 @@
         <w:rPr>
           <w:lang w:val="es-419" w:eastAsia="es-CO"/>
         </w:rPr>
-        <w:t>Iniciar las actividades productivas, comerciales o sociales planificadas.</w:t>
+        <w:t>Realizar el registro legal ante las entidades correspondientes (Cámara de Comercio, DIAN, o su equivalente)</w:t>
+      </w:r>
+      <w:r>
+        <w:rPr>
+          <w:lang w:val="es-419" w:eastAsia="es-CO"/>
+        </w:rPr>
+        <w:t>.</w:t>
+      </w:r>
+    </w:p>
+    <w:p>
+      <w:pPr>
+        <w:pStyle w:val="Prrafodelista"/>
+        <w:numPr>
+          <w:ilvl w:val="0"/>
+          <w:numId w:val="22"/>
+        </w:numPr>
+        <w:rPr>
+          <w:lang w:val="es-419" w:eastAsia="es-CO"/>
+        </w:rPr>
+      </w:pPr>
+      <w:r>
+        <w:rPr>
+          <w:lang w:val="es-419" w:eastAsia="es-CO"/>
+        </w:rPr>
+        <w:t>Obtener el NIT (Número de Identificación Tributaria) y abrir una cuenta bancaria institucional a nombre de la asociación</w:t>
+      </w:r>
+      <w:r>
+        <w:rPr>
+          <w:lang w:val="es-419" w:eastAsia="es-CO"/>
+        </w:rPr>
+        <w:t>.</w:t>
       </w:r>
     </w:p>
     <w:p>
@@ -5900,7 +6033,15 @@
           <w:bCs/>
           <w:lang w:val="es-419" w:eastAsia="es-CO"/>
         </w:rPr>
-        <w:t>Elaboración de estatutos y normativas</w:t>
+        <w:t xml:space="preserve">Etapa 6. </w:t>
+      </w:r>
+      <w:r>
+        <w:rPr>
+          <w:b/>
+          <w:bCs/>
+          <w:lang w:val="es-419" w:eastAsia="es-CO"/>
+        </w:rPr>
+        <w:t>Puesta en marcha</w:t>
       </w:r>
     </w:p>
     <w:p>
@@ -5918,7 +6059,13 @@
         <w:rPr>
           <w:lang w:val="es-419" w:eastAsia="es-CO"/>
         </w:rPr>
-        <w:t>Redactar los estatutos de la asociación, incluyendo: nombre, domicilio, objeto, órganos directivos, funciones, derechos y deberes de los miembros.</w:t>
+        <w:t>Establecer un plan de acción inicial con actividades programadas para los primeros 6 a 12 meses</w:t>
+      </w:r>
+      <w:r>
+        <w:rPr>
+          <w:lang w:val="es-419" w:eastAsia="es-CO"/>
+        </w:rPr>
+        <w:t>.</w:t>
       </w:r>
     </w:p>
     <w:p>
@@ -5937,7 +6084,13 @@
           <w:lang w:val="es-419" w:eastAsia="es-CO"/>
         </w:rPr>
         <w:lastRenderedPageBreak/>
-        <w:t>Discutir el borrador del documento con todos los interesados, ajustándolo colectivamente.</w:t>
+        <w:t>Identificar oportunidades de financiamiento, asistencia técnica o convenios interinstitucionales</w:t>
+      </w:r>
+      <w:r>
+        <w:rPr>
+          <w:lang w:val="es-419" w:eastAsia="es-CO"/>
+        </w:rPr>
+        <w:t>.</w:t>
       </w:r>
     </w:p>
     <w:p>
@@ -5955,7 +6108,37 @@
         <w:rPr>
           <w:lang w:val="es-419" w:eastAsia="es-CO"/>
         </w:rPr>
-        <w:t>Acordar un reglamento interno de funcionamiento que oriente la vida cotidiana de la organización.</w:t>
+        <w:t>Asignar roles y responsabilidades operativas entre los socios</w:t>
+      </w:r>
+      <w:r>
+        <w:rPr>
+          <w:lang w:val="es-419" w:eastAsia="es-CO"/>
+        </w:rPr>
+        <w:t>.</w:t>
+      </w:r>
+    </w:p>
+    <w:p>
+      <w:pPr>
+        <w:pStyle w:val="Prrafodelista"/>
+        <w:numPr>
+          <w:ilvl w:val="0"/>
+          <w:numId w:val="23"/>
+        </w:numPr>
+        <w:rPr>
+          <w:lang w:val="es-419" w:eastAsia="es-CO"/>
+        </w:rPr>
+      </w:pPr>
+      <w:r>
+        <w:rPr>
+          <w:lang w:val="es-419" w:eastAsia="es-CO"/>
+        </w:rPr>
+        <w:t>Iniciar las actividades productivas, comerciales o sociales planificadas</w:t>
+      </w:r>
+      <w:r>
+        <w:rPr>
+          <w:lang w:val="es-419" w:eastAsia="es-CO"/>
+        </w:rPr>
+        <w:t>.</w:t>
       </w:r>
     </w:p>
     <w:p>
@@ -5994,7 +6177,7 @@
         <w:rPr>
           <w:lang w:val="es-419" w:eastAsia="es-CO"/>
         </w:rPr>
-        <w:t>Permite diagnosticar la situación actual de forma participativa.</w:t>
+        <w:t>Facilitadores o técnicos con experiencia en asociatividad rural.</w:t>
       </w:r>
     </w:p>
     <w:p>
@@ -6012,7 +6195,13 @@
         <w:rPr>
           <w:lang w:val="es-419" w:eastAsia="es-CO"/>
         </w:rPr>
-        <w:t>Facilita la definición de estrategias a corto, mediano y largo plazo.</w:t>
+        <w:t>Espacios físicos adecuados para la realización de reuniones, talleres y asambleas</w:t>
+      </w:r>
+      <w:r>
+        <w:rPr>
+          <w:lang w:val="es-419" w:eastAsia="es-CO"/>
+        </w:rPr>
+        <w:t>.</w:t>
       </w:r>
     </w:p>
     <w:p>
@@ -6030,7 +6219,13 @@
         <w:rPr>
           <w:lang w:val="es-419" w:eastAsia="es-CO"/>
         </w:rPr>
-        <w:t>Fortalece la gestión colectiva y la toma de decisiones.</w:t>
+        <w:t>Materiales didácticos, papelería y equipos básicos de apoyo</w:t>
+      </w:r>
+      <w:r>
+        <w:rPr>
+          <w:lang w:val="es-419" w:eastAsia="es-CO"/>
+        </w:rPr>
+        <w:t>.</w:t>
       </w:r>
     </w:p>
     <w:p>
@@ -6048,7 +6243,13 @@
         <w:rPr>
           <w:lang w:val="es-419" w:eastAsia="es-CO"/>
         </w:rPr>
-        <w:t>Orienta acciones concretas en áreas como producción, comercialización, capacitación y alianzas.</w:t>
+        <w:t>Asesoría legal y contable para garantizar el cumplimiento normativo en la etapa de formalización</w:t>
+      </w:r>
+      <w:r>
+        <w:rPr>
+          <w:lang w:val="es-419" w:eastAsia="es-CO"/>
+        </w:rPr>
+        <w:t>.</w:t>
       </w:r>
     </w:p>
     <w:p>
@@ -6144,7 +6345,7 @@
       <w:pPr>
         <w:pStyle w:val="Ttulo2"/>
       </w:pPr>
-      <w:bookmarkStart w:id="14" w:name="_Toc206059324"/>
+      <w:bookmarkStart w:id="14" w:name="_Toc209527187"/>
       <w:r>
         <w:t>I</w:t>
       </w:r>
@@ -6732,7 +6933,7 @@
       <w:pPr>
         <w:pStyle w:val="Ttulo1"/>
       </w:pPr>
-      <w:bookmarkStart w:id="15" w:name="_Toc206059325"/>
+      <w:bookmarkStart w:id="15" w:name="_Toc209527188"/>
       <w:r>
         <w:lastRenderedPageBreak/>
         <w:t>Experiencia exitosa</w:t>
@@ -7038,7 +7239,7 @@
           <w:lang w:val="es-CO"/>
         </w:rPr>
       </w:pPr>
-      <w:bookmarkStart w:id="16" w:name="_Toc206059326"/>
+      <w:bookmarkStart w:id="16" w:name="_Toc209527189"/>
       <w:r>
         <w:rPr>
           <w:lang w:val="es-CO"/>
@@ -7149,7 +7350,7 @@
           <w:lang w:val="es-CO"/>
         </w:rPr>
       </w:pPr>
-      <w:bookmarkStart w:id="17" w:name="_Toc206059327"/>
+      <w:bookmarkStart w:id="17" w:name="_Toc209527190"/>
       <w:r>
         <w:rPr>
           <w:lang w:val="es-CO"/>
@@ -7573,7 +7774,7 @@
           <w:lang w:val="es-CO"/>
         </w:rPr>
       </w:pPr>
-      <w:bookmarkStart w:id="18" w:name="_Toc206059328"/>
+      <w:bookmarkStart w:id="18" w:name="_Toc209527191"/>
       <w:r>
         <w:rPr>
           <w:lang w:val="es-CO"/>
@@ -7613,10 +7814,10 @@
           <w:b/>
           <w:bCs/>
         </w:rPr>
-        <w:t xml:space="preserve">Alianza productiva: </w:t>
-      </w:r>
-      <w:r>
-        <w:t>acuerdo entre productores, el sector privado y el Estado para fortalecer la producción y comercialización conjunta.</w:t>
+        <w:t xml:space="preserve">Asociación: </w:t>
+      </w:r>
+      <w:r>
+        <w:t>grupo organizado de personas que se unen voluntariamente con fines comunes, con o sin ánimo de lucro.</w:t>
       </w:r>
     </w:p>
     <w:p>
@@ -7631,28 +7832,34 @@
           <w:b/>
           <w:bCs/>
         </w:rPr>
-        <w:t xml:space="preserve">Asociación: </w:t>
-      </w:r>
-      <w:r>
-        <w:t>grupo organizado de personas que se unen voluntariamente con fines comunes, con o sin ánimo de lucro.</w:t>
-      </w:r>
-    </w:p>
-    <w:p>
-      <w:pPr>
+        <w:t xml:space="preserve">Asociatividad rural: </w:t>
+      </w:r>
+      <w:r>
+        <w:t>forma de organización de pequeños productores rurales para alcanzar objetivos comunes.</w:t>
+      </w:r>
+    </w:p>
+    <w:p>
+      <w:r>
         <w:rPr>
           <w:b/>
           <w:bCs/>
         </w:rPr>
-      </w:pPr>
+        <w:t>Cadenas productivas</w:t>
+      </w:r>
+      <w:r>
+        <w:t>: conjunto organizado y secuencial de actividades económicas que transforman insumos o materias primas en productos finales, con valor agregado, listos para el consumo o comercialización. Estas actividades incluyen desde la producción primaria hasta la distribución final, e involucran a múltiples actores interrelacionados.</w:t>
+      </w:r>
+    </w:p>
+    <w:p>
       <w:r>
         <w:rPr>
           <w:b/>
           <w:bCs/>
         </w:rPr>
-        <w:t xml:space="preserve">Asociatividad rural: </w:t>
-      </w:r>
-      <w:r>
-        <w:t>forma de organización de pequeños productores rurales para alcanzar objetivos comunes.</w:t>
+        <w:t>Canales de comercialización</w:t>
+      </w:r>
+      <w:r>
+        <w:t>: rutas o medios por los cuales los productos llegan del productor al consumidor, directa o indirectamente.</w:t>
       </w:r>
     </w:p>
     <w:p>
@@ -7661,10 +7868,10 @@
           <w:b/>
           <w:bCs/>
         </w:rPr>
-        <w:t>Cadenas productivas</w:t>
-      </w:r>
-      <w:r>
-        <w:t>: conjunto organizado y secuencial de actividades económicas que transforman insumos o materias primas en productos finales, con valor agregado, listos para el consumo o comercialización. Estas actividades incluyen desde la producción primaria hasta la distribución final, e involucran a múltiples actores interrelacionados.</w:t>
+        <w:t>Matriz asociativa</w:t>
+      </w:r>
+      <w:r>
+        <w:t>: herramienta que permite analizar, planificar o evaluar los elementos clave en los procesos de asociatividad rural. Se utiliza para organizar la información relacionada con los actores, recursos, funciones y relaciones dentro de una asociación o red de productores rurales.</w:t>
       </w:r>
     </w:p>
     <w:p>
@@ -7673,10 +7880,10 @@
           <w:b/>
           <w:bCs/>
         </w:rPr>
-        <w:t>Canales de comercialización</w:t>
-      </w:r>
-      <w:r>
-        <w:t>: rutas o medios por los cuales los productos llegan del productor al consumidor, directa o indirectamente.</w:t>
+        <w:t>Productores</w:t>
+      </w:r>
+      <w:r>
+        <w:t>: los productores rurales son personas, familias o comunidades que viven y trabajan en el campo.</w:t>
       </w:r>
     </w:p>
     <w:p>
@@ -7685,35 +7892,14 @@
           <w:b/>
           <w:bCs/>
         </w:rPr>
-        <w:t>Matriz asociativa</w:t>
-      </w:r>
-      <w:r>
-        <w:t>: herramienta que permite analizar, planificar o evaluar los elementos clave en los procesos de asociatividad rural. Se utiliza para organizar la información relacionada con los actores, recursos, funciones y relaciones dentro de una asociación o red de productores rurales.</w:t>
-      </w:r>
-    </w:p>
-    <w:p>
-      <w:r>
-        <w:rPr>
-          <w:b/>
-          <w:bCs/>
-        </w:rPr>
-        <w:t>Productores</w:t>
-      </w:r>
-      <w:r>
-        <w:t>: los productores rurales son personas, familias o comunidades que viven y trabajan en el campo.</w:t>
-      </w:r>
-    </w:p>
-    <w:p>
-      <w:r>
-        <w:rPr>
-          <w:b/>
-          <w:bCs/>
-        </w:rPr>
+        <w:t>Redes empresariales</w:t>
+      </w:r>
+      <w:r>
+        <w:t xml:space="preserve">: sistemas de colaboración voluntaria entre varias empresas, organizaciones o productores que deciden trabajar en conjunto para alcanzar objetivos </w:t>
+      </w:r>
+      <w:r>
         <w:lastRenderedPageBreak/>
-        <w:t>Redes empresariales</w:t>
-      </w:r>
-      <w:r>
-        <w:t>: sistemas de colaboración voluntaria entre varias empresas, organizaciones o productores que deciden trabajar en conjunto para alcanzar objetivos comunes, sin perder su independencia jurídica. A través de estas redes, los participantes comparten información, recursos, conocimientos, mercados y estrategias para mejorar su competitividad y sostenibilidad.</w:t>
+        <w:t>comunes, sin perder su independencia jurídica. A través de estas redes, los participantes comparten información, recursos, conocimientos, mercados y estrategias para mejorar su competitividad y sostenibilidad.</w:t>
       </w:r>
     </w:p>
     <w:p/>
@@ -7736,7 +7922,7 @@
           <w:lang w:val="es-CO"/>
         </w:rPr>
       </w:pPr>
-      <w:bookmarkStart w:id="19" w:name="_Toc206059329"/>
+      <w:bookmarkStart w:id="19" w:name="_Toc209527192"/>
       <w:r>
         <w:rPr>
           <w:lang w:val="es-CO"/>
@@ -7809,7 +7995,7 @@
           <w:lang w:val="es-CO"/>
         </w:rPr>
       </w:pPr>
-      <w:bookmarkStart w:id="20" w:name="_Toc206059330"/>
+      <w:bookmarkStart w:id="20" w:name="_Toc209527193"/>
       <w:r>
         <w:rPr>
           <w:lang w:val="es-CO"/>
@@ -13934,30 +14120,47 @@
 </file>
 
 <file path=customXml/item1.xml><?xml version="1.0" encoding="utf-8"?>
-<ct:contentTypeSchema xmlns:ct="http://schemas.microsoft.com/office/2006/metadata/contentType" xmlns:ma="http://schemas.microsoft.com/office/2006/metadata/properties/metaAttributes" ct:_="" ma:_="" ma:contentTypeName="Documento" ma:contentTypeID="0x01010049282E1EDBE9234EA9E6D38F720E265F" ma:contentTypeVersion="15" ma:contentTypeDescription="Crear nuevo documento." ma:contentTypeScope="" ma:versionID="b31c7aa9eaf043a08b87120b3c4916e3">
-  <xsd:schema xmlns:xsd="http://www.w3.org/2001/XMLSchema" xmlns:xs="http://www.w3.org/2001/XMLSchema" xmlns:p="http://schemas.microsoft.com/office/2006/metadata/properties" xmlns:ns2="cb45339b-ced9-4d0d-8f64-77573914d53b" xmlns:ns3="43a3ca16-9c26-4813-b83f-4aec9927b43f" targetNamespace="http://schemas.microsoft.com/office/2006/metadata/properties" ma:root="true" ma:fieldsID="3533d065b04d75c457075bc55f1f5315" ns2:_="" ns3:_="">
-    <xsd:import namespace="cb45339b-ced9-4d0d-8f64-77573914d53b"/>
-    <xsd:import namespace="43a3ca16-9c26-4813-b83f-4aec9927b43f"/>
+<p:properties xmlns:p="http://schemas.microsoft.com/office/2006/metadata/properties" xmlns:xsi="http://www.w3.org/2001/XMLSchema-instance" xmlns:pc="http://schemas.microsoft.com/office/infopath/2007/PartnerControls">
+  <documentManagement>
+    <TaxCatchAll xmlns="b250f519-6473-4480-8c44-6ee3a3a530c3" xsi:nil="true"/>
+    <lcf76f155ced4ddcb4097134ff3c332f xmlns="d174a4fb-80c2-4523-8d89-375030acacbf">
+      <Terms xmlns="http://schemas.microsoft.com/office/infopath/2007/PartnerControls"/>
+    </lcf76f155ced4ddcb4097134ff3c332f>
+  </documentManagement>
+</p:properties>
+</file>
+
+<file path=customXml/item2.xml><?xml version="1.0" encoding="utf-8"?>
+<?mso-contentType ?>
+<FormTemplates xmlns="http://schemas.microsoft.com/sharepoint/v3/contenttype/forms">
+  <Display>DocumentLibraryForm</Display>
+  <Edit>DocumentLibraryForm</Edit>
+  <New>DocumentLibraryForm</New>
+</FormTemplates>
+</file>
+
+<file path=customXml/item3.xml><?xml version="1.0" encoding="utf-8"?>
+<ct:contentTypeSchema xmlns:ct="http://schemas.microsoft.com/office/2006/metadata/contentType" xmlns:ma="http://schemas.microsoft.com/office/2006/metadata/properties/metaAttributes" ct:_="" ma:_="" ma:contentTypeName="Documento" ma:contentTypeID="0x010100EA8A463C70CDF94EBCEAEE24D04F3F8A" ma:contentTypeVersion="12" ma:contentTypeDescription="Crear nuevo documento." ma:contentTypeScope="" ma:versionID="834bbb5c95a1a702615a1bc2f17b6ed0">
+  <xsd:schema xmlns:xsd="http://www.w3.org/2001/XMLSchema" xmlns:xs="http://www.w3.org/2001/XMLSchema" xmlns:p="http://schemas.microsoft.com/office/2006/metadata/properties" xmlns:ns2="d174a4fb-80c2-4523-8d89-375030acacbf" xmlns:ns3="b250f519-6473-4480-8c44-6ee3a3a530c3" targetNamespace="http://schemas.microsoft.com/office/2006/metadata/properties" ma:root="true" ma:fieldsID="0fcfb8cdf97bd451fb080aad8514c60e" ns2:_="" ns3:_="">
+    <xsd:import namespace="d174a4fb-80c2-4523-8d89-375030acacbf"/>
+    <xsd:import namespace="b250f519-6473-4480-8c44-6ee3a3a530c3"/>
     <xsd:element name="properties">
       <xsd:complexType>
         <xsd:sequence>
           <xsd:element name="documentManagement">
             <xsd:complexType>
               <xsd:all>
-                <xsd:element ref="ns2:SharedWithUsers" minOccurs="0"/>
-                <xsd:element ref="ns2:SharedWithDetails" minOccurs="0"/>
-                <xsd:element ref="ns3:MediaServiceMetadata" minOccurs="0"/>
-                <xsd:element ref="ns3:MediaServiceFastMetadata" minOccurs="0"/>
-                <xsd:element ref="ns3:MediaServiceDateTaken" minOccurs="0"/>
-                <xsd:element ref="ns3:MediaServiceObjectDetectorVersions" minOccurs="0"/>
-                <xsd:element ref="ns3:MediaLengthInSeconds" minOccurs="0"/>
-                <xsd:element ref="ns3:MediaServiceLocation" minOccurs="0"/>
-                <xsd:element ref="ns3:MediaServiceGenerationTime" minOccurs="0"/>
-                <xsd:element ref="ns3:MediaServiceEventHashCode" minOccurs="0"/>
-                <xsd:element ref="ns3:lcf76f155ced4ddcb4097134ff3c332f" minOccurs="0"/>
-                <xsd:element ref="ns2:TaxCatchAll" minOccurs="0"/>
-                <xsd:element ref="ns3:MediaServiceOCR" minOccurs="0"/>
-                <xsd:element ref="ns3:MediaServiceSearchProperties" minOccurs="0"/>
+                <xsd:element ref="ns2:MediaServiceMetadata" minOccurs="0"/>
+                <xsd:element ref="ns2:MediaServiceFastMetadata" minOccurs="0"/>
+                <xsd:element ref="ns2:MediaServiceSearchProperties" minOccurs="0"/>
+                <xsd:element ref="ns2:MediaServiceDateTaken" minOccurs="0"/>
+                <xsd:element ref="ns2:MediaServiceGenerationTime" minOccurs="0"/>
+                <xsd:element ref="ns2:MediaServiceEventHashCode" minOccurs="0"/>
+                <xsd:element ref="ns2:MediaLengthInSeconds" minOccurs="0"/>
+                <xsd:element ref="ns2:MediaServiceLocation" minOccurs="0"/>
+                <xsd:element ref="ns2:lcf76f155ced4ddcb4097134ff3c332f" minOccurs="0"/>
+                <xsd:element ref="ns3:TaxCatchAll" minOccurs="0"/>
+                <xsd:element ref="ns2:MediaServiceOCR" minOccurs="0"/>
               </xsd:all>
             </xsd:complexType>
           </xsd:element>
@@ -13965,66 +14168,35 @@
       </xsd:complexType>
     </xsd:element>
   </xsd:schema>
-  <xsd:schema xmlns:xsd="http://www.w3.org/2001/XMLSchema" xmlns:xs="http://www.w3.org/2001/XMLSchema" xmlns:dms="http://schemas.microsoft.com/office/2006/documentManagement/types" xmlns:pc="http://schemas.microsoft.com/office/infopath/2007/PartnerControls" targetNamespace="cb45339b-ced9-4d0d-8f64-77573914d53b" elementFormDefault="qualified">
+  <xsd:schema xmlns:xsd="http://www.w3.org/2001/XMLSchema" xmlns:xs="http://www.w3.org/2001/XMLSchema" xmlns:dms="http://schemas.microsoft.com/office/2006/documentManagement/types" xmlns:pc="http://schemas.microsoft.com/office/infopath/2007/PartnerControls" targetNamespace="d174a4fb-80c2-4523-8d89-375030acacbf" elementFormDefault="qualified">
     <xsd:import namespace="http://schemas.microsoft.com/office/2006/documentManagement/types"/>
     <xsd:import namespace="http://schemas.microsoft.com/office/infopath/2007/PartnerControls"/>
-    <xsd:element name="SharedWithUsers" ma:index="8" nillable="true" ma:displayName="Compartido con" ma:internalName="SharedWithUsers" ma:readOnly="true">
-      <xsd:complexType>
-        <xsd:complexContent>
-          <xsd:extension base="dms:UserMulti">
-            <xsd:sequence>
-              <xsd:element name="UserInfo" minOccurs="0" maxOccurs="unbounded">
-                <xsd:complexType>
-                  <xsd:sequence>
-                    <xsd:element name="DisplayName" type="xsd:string" minOccurs="0"/>
-                    <xsd:element name="AccountId" type="dms:UserId" minOccurs="0" nillable="true"/>
-                    <xsd:element name="AccountType" type="xsd:string" minOccurs="0"/>
-                  </xsd:sequence>
-                </xsd:complexType>
-              </xsd:element>
-            </xsd:sequence>
-          </xsd:extension>
-        </xsd:complexContent>
-      </xsd:complexType>
-    </xsd:element>
-    <xsd:element name="SharedWithDetails" ma:index="9" nillable="true" ma:displayName="Detalles de uso compartido" ma:internalName="SharedWithDetails" ma:readOnly="true">
-      <xsd:simpleType>
-        <xsd:restriction base="dms:Note">
-          <xsd:maxLength value="255"/>
-        </xsd:restriction>
-      </xsd:simpleType>
-    </xsd:element>
-    <xsd:element name="TaxCatchAll" ma:index="20" nillable="true" ma:displayName="Taxonomy Catch All Column" ma:hidden="true" ma:list="{2f40a149-578b-41a1-8845-c88bc1831770}" ma:internalName="TaxCatchAll" ma:showField="CatchAllData" ma:web="cb45339b-ced9-4d0d-8f64-77573914d53b">
-      <xsd:complexType>
-        <xsd:complexContent>
-          <xsd:extension base="dms:MultiChoiceLookup">
-            <xsd:sequence>
-              <xsd:element name="Value" type="dms:Lookup" maxOccurs="unbounded" minOccurs="0" nillable="true"/>
-            </xsd:sequence>
-          </xsd:extension>
-        </xsd:complexContent>
-      </xsd:complexType>
-    </xsd:element>
-  </xsd:schema>
-  <xsd:schema xmlns:xsd="http://www.w3.org/2001/XMLSchema" xmlns:xs="http://www.w3.org/2001/XMLSchema" xmlns:dms="http://schemas.microsoft.com/office/2006/documentManagement/types" xmlns:pc="http://schemas.microsoft.com/office/infopath/2007/PartnerControls" targetNamespace="43a3ca16-9c26-4813-b83f-4aec9927b43f" elementFormDefault="qualified">
-    <xsd:import namespace="http://schemas.microsoft.com/office/2006/documentManagement/types"/>
-    <xsd:import namespace="http://schemas.microsoft.com/office/infopath/2007/PartnerControls"/>
-    <xsd:element name="MediaServiceMetadata" ma:index="10" nillable="true" ma:displayName="MediaServiceMetadata" ma:hidden="true" ma:internalName="MediaServiceMetadata" ma:readOnly="true">
+    <xsd:element name="MediaServiceMetadata" ma:index="8" nillable="true" ma:displayName="MediaServiceMetadata" ma:hidden="true" ma:internalName="MediaServiceMetadata" ma:readOnly="true">
       <xsd:simpleType>
         <xsd:restriction base="dms:Note"/>
       </xsd:simpleType>
     </xsd:element>
-    <xsd:element name="MediaServiceFastMetadata" ma:index="11" nillable="true" ma:displayName="MediaServiceFastMetadata" ma:hidden="true" ma:internalName="MediaServiceFastMetadata" ma:readOnly="true">
+    <xsd:element name="MediaServiceFastMetadata" ma:index="9" nillable="true" ma:displayName="MediaServiceFastMetadata" ma:hidden="true" ma:internalName="MediaServiceFastMetadata" ma:readOnly="true">
       <xsd:simpleType>
         <xsd:restriction base="dms:Note"/>
       </xsd:simpleType>
     </xsd:element>
-    <xsd:element name="MediaServiceDateTaken" ma:index="12" nillable="true" ma:displayName="MediaServiceDateTaken" ma:hidden="true" ma:indexed="true" ma:internalName="MediaServiceDateTaken" ma:readOnly="true">
+    <xsd:element name="MediaServiceSearchProperties" ma:index="10" nillable="true" ma:displayName="MediaServiceSearchProperties" ma:hidden="true" ma:internalName="MediaServiceSearchProperties" ma:readOnly="true">
+      <xsd:simpleType>
+        <xsd:restriction base="dms:Note"/>
+      </xsd:simpleType>
+    </xsd:element>
+    <xsd:element name="MediaServiceDateTaken" ma:index="11" nillable="true" ma:displayName="MediaServiceDateTaken" ma:hidden="true" ma:indexed="true" ma:internalName="MediaServiceDateTaken" ma:readOnly="true">
       <xsd:simpleType>
         <xsd:restriction base="dms:Text"/>
       </xsd:simpleType>
     </xsd:element>
-    <xsd:element name="MediaServiceObjectDetectorVersions" ma:index="13" nillable="true" ma:displayName="MediaServiceObjectDetectorVersions" ma:hidden="true" ma:indexed="true" ma:internalName="MediaServiceObjectDetectorVersions" ma:readOnly="true">
+    <xsd:element name="MediaServiceGenerationTime" ma:index="12" nillable="true" ma:displayName="MediaServiceGenerationTime" ma:hidden="true" ma:internalName="MediaServiceGenerationTime" ma:readOnly="true">
+      <xsd:simpleType>
+        <xsd:restriction base="dms:Text"/>
+      </xsd:simpleType>
+    </xsd:element>
+    <xsd:element name="MediaServiceEventHashCode" ma:index="13" nillable="true" ma:displayName="MediaServiceEventHashCode" ma:hidden="true" ma:internalName="MediaServiceEventHashCode" ma:readOnly="true">
       <xsd:simpleType>
         <xsd:restriction base="dms:Text"/>
       </xsd:simpleType>
@@ -14039,34 +14211,34 @@
         <xsd:restriction base="dms:Text"/>
       </xsd:simpleType>
     </xsd:element>
-    <xsd:element name="MediaServiceGenerationTime" ma:index="16" nillable="true" ma:displayName="MediaServiceGenerationTime" ma:hidden="true" ma:internalName="MediaServiceGenerationTime" ma:readOnly="true">
-      <xsd:simpleType>
-        <xsd:restriction base="dms:Text"/>
-      </xsd:simpleType>
-    </xsd:element>
-    <xsd:element name="MediaServiceEventHashCode" ma:index="17" nillable="true" ma:displayName="MediaServiceEventHashCode" ma:hidden="true" ma:internalName="MediaServiceEventHashCode" ma:readOnly="true">
-      <xsd:simpleType>
-        <xsd:restriction base="dms:Text"/>
-      </xsd:simpleType>
-    </xsd:element>
-    <xsd:element name="lcf76f155ced4ddcb4097134ff3c332f" ma:index="19" nillable="true" ma:taxonomy="true" ma:internalName="lcf76f155ced4ddcb4097134ff3c332f" ma:taxonomyFieldName="MediaServiceImageTags" ma:displayName="Etiquetas de imagen" ma:readOnly="false" ma:fieldId="{5cf76f15-5ced-4ddc-b409-7134ff3c332f}" ma:taxonomyMulti="true" ma:sspId="d33c8c81-5745-4931-bcc4-c2aeafe86780" ma:termSetId="09814cd3-568e-fe90-9814-8d621ff8fb84" ma:anchorId="fba54fb3-c3e1-fe81-a776-ca4b69148c4d" ma:open="true" ma:isKeyword="false">
+    <xsd:element name="lcf76f155ced4ddcb4097134ff3c332f" ma:index="17" nillable="true" ma:taxonomy="true" ma:internalName="lcf76f155ced4ddcb4097134ff3c332f" ma:taxonomyFieldName="MediaServiceImageTags" ma:displayName="Etiquetas de imagen" ma:readOnly="false" ma:fieldId="{5cf76f15-5ced-4ddc-b409-7134ff3c332f}" ma:taxonomyMulti="true" ma:sspId="d33c8c81-5745-4931-bcc4-c2aeafe86780" ma:termSetId="09814cd3-568e-fe90-9814-8d621ff8fb84" ma:anchorId="fba54fb3-c3e1-fe81-a776-ca4b69148c4d" ma:open="true" ma:isKeyword="false">
       <xsd:complexType>
         <xsd:sequence>
           <xsd:element ref="pc:Terms" minOccurs="0" maxOccurs="1"/>
         </xsd:sequence>
       </xsd:complexType>
     </xsd:element>
-    <xsd:element name="MediaServiceOCR" ma:index="21" nillable="true" ma:displayName="Extracted Text" ma:internalName="MediaServiceOCR" ma:readOnly="true">
+    <xsd:element name="MediaServiceOCR" ma:index="19" nillable="true" ma:displayName="Extracted Text" ma:internalName="MediaServiceOCR" ma:readOnly="true">
       <xsd:simpleType>
         <xsd:restriction base="dms:Note">
           <xsd:maxLength value="255"/>
         </xsd:restriction>
       </xsd:simpleType>
     </xsd:element>
-    <xsd:element name="MediaServiceSearchProperties" ma:index="22" nillable="true" ma:displayName="MediaServiceSearchProperties" ma:hidden="true" ma:internalName="MediaServiceSearchProperties" ma:readOnly="true">
-      <xsd:simpleType>
-        <xsd:restriction base="dms:Note"/>
-      </xsd:simpleType>
+  </xsd:schema>
+  <xsd:schema xmlns:xsd="http://www.w3.org/2001/XMLSchema" xmlns:xs="http://www.w3.org/2001/XMLSchema" xmlns:dms="http://schemas.microsoft.com/office/2006/documentManagement/types" xmlns:pc="http://schemas.microsoft.com/office/infopath/2007/PartnerControls" targetNamespace="b250f519-6473-4480-8c44-6ee3a3a530c3" elementFormDefault="qualified">
+    <xsd:import namespace="http://schemas.microsoft.com/office/2006/documentManagement/types"/>
+    <xsd:import namespace="http://schemas.microsoft.com/office/infopath/2007/PartnerControls"/>
+    <xsd:element name="TaxCatchAll" ma:index="18" nillable="true" ma:displayName="Taxonomy Catch All Column" ma:hidden="true" ma:list="{b99aca81-e582-4351-8e44-cebe80f68b03}" ma:internalName="TaxCatchAll" ma:showField="CatchAllData" ma:web="b250f519-6473-4480-8c44-6ee3a3a530c3">
+      <xsd:complexType>
+        <xsd:complexContent>
+          <xsd:extension base="dms:MultiChoiceLookup">
+            <xsd:sequence>
+              <xsd:element name="Value" type="dms:Lookup" maxOccurs="unbounded" minOccurs="0" nillable="true"/>
+            </xsd:sequence>
+          </xsd:extension>
+        </xsd:complexContent>
+      </xsd:complexType>
     </xsd:element>
   </xsd:schema>
   <xsd:schema xmlns="http://schemas.openxmlformats.org/package/2006/metadata/core-properties" xmlns:xsd="http://www.w3.org/2001/XMLSchema" xmlns:xsi="http://www.w3.org/2001/XMLSchema-instance" xmlns:dc="http://purl.org/dc/elements/1.1/" xmlns:dcterms="http://purl.org/dc/terms/" xmlns:odoc="http://schemas.microsoft.com/internal/obd" targetNamespace="http://schemas.openxmlformats.org/package/2006/metadata/core-properties" elementFormDefault="qualified" attributeFormDefault="unqualified" blockDefault="#all">
@@ -14168,39 +14340,38 @@
 </ct:contentTypeSchema>
 </file>
 
-<file path=customXml/item2.xml><?xml version="1.0" encoding="utf-8"?>
+<file path=customXml/item4.xml><?xml version="1.0" encoding="utf-8"?>
 <b:Sources xmlns:b="http://schemas.openxmlformats.org/officeDocument/2006/bibliography" xmlns="http://schemas.openxmlformats.org/officeDocument/2006/bibliography" SelectedStyle="\APASixthEditionOfficeOnline.xsl" StyleName="APA" Version="6"/>
 </file>
 
-<file path=customXml/item3.xml><?xml version="1.0" encoding="utf-8"?>
-<p:properties xmlns:p="http://schemas.microsoft.com/office/2006/metadata/properties" xmlns:xsi="http://www.w3.org/2001/XMLSchema-instance" xmlns:pc="http://schemas.microsoft.com/office/infopath/2007/PartnerControls">
-  <documentManagement>
-    <TaxCatchAll xmlns="cb45339b-ced9-4d0d-8f64-77573914d53b" xsi:nil="true"/>
-    <lcf76f155ced4ddcb4097134ff3c332f xmlns="43a3ca16-9c26-4813-b83f-4aec9927b43f">
-      <Terms xmlns="http://schemas.microsoft.com/office/infopath/2007/PartnerControls"/>
-    </lcf76f155ced4ddcb4097134ff3c332f>
-  </documentManagement>
-</p:properties>
+<file path=customXml/itemProps1.xml><?xml version="1.0" encoding="utf-8"?>
+<ds:datastoreItem xmlns:ds="http://schemas.openxmlformats.org/officeDocument/2006/customXml" ds:itemID="{1279454D-02BE-4A9C-A117-DCD1573E2608}">
+  <ds:schemaRefs>
+    <ds:schemaRef ds:uri="http://schemas.microsoft.com/office/2006/metadata/properties"/>
+    <ds:schemaRef ds:uri="http://schemas.microsoft.com/office/infopath/2007/PartnerControls"/>
+    <ds:schemaRef ds:uri="b250f519-6473-4480-8c44-6ee3a3a530c3"/>
+    <ds:schemaRef ds:uri="d174a4fb-80c2-4523-8d89-375030acacbf"/>
+  </ds:schemaRefs>
+</ds:datastoreItem>
 </file>
 
-<file path=customXml/item4.xml><?xml version="1.0" encoding="utf-8"?>
-<?mso-contentType ?>
-<FormTemplates xmlns="http://schemas.microsoft.com/sharepoint/v3/contenttype/forms">
-  <Display>DocumentLibraryForm</Display>
-  <Edit>DocumentLibraryForm</Edit>
-  <New>DocumentLibraryForm</New>
-</FormTemplates>
+<file path=customXml/itemProps2.xml><?xml version="1.0" encoding="utf-8"?>
+<ds:datastoreItem xmlns:ds="http://schemas.openxmlformats.org/officeDocument/2006/customXml" ds:itemID="{10663269-2064-4804-8290-36D4A57F5557}">
+  <ds:schemaRefs>
+    <ds:schemaRef ds:uri="http://schemas.microsoft.com/sharepoint/v3/contenttype/forms"/>
+  </ds:schemaRefs>
+</ds:datastoreItem>
 </file>
 
-<file path=customXml/itemProps1.xml><?xml version="1.0" encoding="utf-8"?>
-<ds:datastoreItem xmlns:ds="http://schemas.openxmlformats.org/officeDocument/2006/customXml" ds:itemID="{ABC43734-40DA-4258-8AC6-EC91AAFFC9CD}">
+<file path=customXml/itemProps3.xml><?xml version="1.0" encoding="utf-8"?>
+<ds:datastoreItem xmlns:ds="http://schemas.openxmlformats.org/officeDocument/2006/customXml" ds:itemID="{1896F5CB-8682-4E43-9ADB-5D2E2452BF62}">
   <ds:schemaRefs>
     <ds:schemaRef ds:uri="http://schemas.microsoft.com/office/2006/metadata/contentType"/>
     <ds:schemaRef ds:uri="http://schemas.microsoft.com/office/2006/metadata/properties/metaAttributes"/>
     <ds:schemaRef ds:uri="http://www.w3.org/2001/XMLSchema"/>
     <ds:schemaRef ds:uri="http://schemas.microsoft.com/office/2006/metadata/properties"/>
-    <ds:schemaRef ds:uri="cb45339b-ced9-4d0d-8f64-77573914d53b"/>
-    <ds:schemaRef ds:uri="43a3ca16-9c26-4813-b83f-4aec9927b43f"/>
+    <ds:schemaRef ds:uri="d174a4fb-80c2-4523-8d89-375030acacbf"/>
+    <ds:schemaRef ds:uri="b250f519-6473-4480-8c44-6ee3a3a530c3"/>
     <ds:schemaRef ds:uri="http://schemas.microsoft.com/office/2006/documentManagement/types"/>
     <ds:schemaRef ds:uri="http://schemas.microsoft.com/office/infopath/2007/PartnerControls"/>
     <ds:schemaRef ds:uri="http://schemas.openxmlformats.org/package/2006/metadata/core-properties"/>
@@ -14211,29 +14382,10 @@
 </ds:datastoreItem>
 </file>
 
-<file path=customXml/itemProps2.xml><?xml version="1.0" encoding="utf-8"?>
+<file path=customXml/itemProps4.xml><?xml version="1.0" encoding="utf-8"?>
 <ds:datastoreItem xmlns:ds="http://schemas.openxmlformats.org/officeDocument/2006/customXml" ds:itemID="{EAE431FD-7059-4C09-804B-C9D69EB7B213}">
   <ds:schemaRefs>
     <ds:schemaRef ds:uri="http://schemas.openxmlformats.org/officeDocument/2006/bibliography"/>
   </ds:schemaRefs>
 </ds:datastoreItem>
-</file>
-
-<file path=customXml/itemProps3.xml><?xml version="1.0" encoding="utf-8"?>
-<ds:datastoreItem xmlns:ds="http://schemas.openxmlformats.org/officeDocument/2006/customXml" ds:itemID="{1279454D-02BE-4A9C-A117-DCD1573E2608}">
-  <ds:schemaRefs>
-    <ds:schemaRef ds:uri="http://schemas.microsoft.com/office/2006/metadata/properties"/>
-    <ds:schemaRef ds:uri="http://schemas.microsoft.com/office/infopath/2007/PartnerControls"/>
-    <ds:schemaRef ds:uri="cb45339b-ced9-4d0d-8f64-77573914d53b"/>
-    <ds:schemaRef ds:uri="43a3ca16-9c26-4813-b83f-4aec9927b43f"/>
-  </ds:schemaRefs>
-</ds:datastoreItem>
-</file>
-
-<file path=customXml/itemProps4.xml><?xml version="1.0" encoding="utf-8"?>
-<ds:datastoreItem xmlns:ds="http://schemas.openxmlformats.org/officeDocument/2006/customXml" ds:itemID="{10663269-2064-4804-8290-36D4A57F5557}">
-  <ds:schemaRefs>
-    <ds:schemaRef ds:uri="http://schemas.microsoft.com/sharepoint/v3/contenttype/forms"/>
-  </ds:schemaRefs>
-</ds:datastoreItem>
 </file>